--- a/docs/docx/8_sinif/unit1/U1_MD_03B_Grup_Calisma_Kagitlari.docx
+++ b/docs/docx/8_sinif/unit1/U1_MD_03B_Grup_Calisma_Kagitlari.docx
@@ -31,20 +31,6 @@
       </w:r>
     </w:p>
     <w:p>
-      <w:pPr>
-        <w:keepNext/>
-      </w:pPr>
-      <w:r>
-        <w:rPr>
-          <w:rFonts w:ascii="Aptos" w:hAnsi="Aptos" w:eastAsia="Aptos"/>
-          <w:b/>
-          <w:color w:val="EA580C"/>
-          <w:sz w:val="24"/>
-        </w:rPr>
-        <w:t>İnovatif Düşüncenin Geliştirilmesi, Fikirlerin Korunması ve Etik</w:t>
-      </w:r>
-    </w:p>
-    <w:p>
       <w:r>
         <w:rPr>
           <w:rFonts w:ascii="Aptos" w:hAnsi="Aptos" w:eastAsia="Aptos"/>
@@ -52,62 +38,7 @@
           <w:color w:val="1F2937"/>
           <w:sz w:val="20"/>
         </w:rPr>
-        <w:t>**Ders:** Teknoloji ve Tasarım&lt;br/&gt;</w:t>
-      </w:r>
-    </w:p>
-    <w:p>
-      <w:r>
-        <w:rPr>
-          <w:rFonts w:ascii="Aptos" w:hAnsi="Aptos" w:eastAsia="Aptos"/>
-          <w:b w:val="0"/>
-          <w:color w:val="1F2937"/>
-          <w:sz w:val="20"/>
-        </w:rPr>
-        <w:t>**Sınıf:** 8&lt;br/&gt;</w:t>
-      </w:r>
-    </w:p>
-    <w:p>
-      <w:r>
-        <w:rPr>
-          <w:rFonts w:ascii="Aptos" w:hAnsi="Aptos" w:eastAsia="Aptos"/>
-          <w:b w:val="0"/>
-          <w:color w:val="1F2937"/>
-          <w:sz w:val="20"/>
-        </w:rPr>
-        <w:t>**Belge türü:** Öğrenci materyali — 3 ana grup kopyası&lt;br/&gt;</w:t>
-      </w:r>
-    </w:p>
-    <w:p>
-      <w:r>
-        <w:rPr>
-          <w:rFonts w:ascii="Aptos" w:hAnsi="Aptos" w:eastAsia="Aptos"/>
-          <w:b w:val="0"/>
-          <w:color w:val="1F2937"/>
-          <w:sz w:val="20"/>
-        </w:rPr>
-        <w:t>**Birincil program kaynağı:** [Türkiye Yüzyılı Maarif Modeli — 8. Sınıf 1. Ünite](https://tymm.meb.gov.tr/teknoloji-tasarim-dersi/unite/1446)&lt;br/&gt;</w:t>
-      </w:r>
-    </w:p>
-    <w:p>
-      <w:r>
-        <w:rPr>
-          <w:rFonts w:ascii="Aptos" w:hAnsi="Aptos" w:eastAsia="Aptos"/>
-          <w:b w:val="0"/>
-          <w:color w:val="1F2937"/>
-          <w:sz w:val="20"/>
-        </w:rPr>
-        <w:t>**Canlı kaynak doğrulaması:** 13.09.2026</w:t>
-      </w:r>
-    </w:p>
-    <w:p>
-      <w:r>
-        <w:rPr>
-          <w:rFonts w:ascii="Aptos" w:hAnsi="Aptos" w:eastAsia="Aptos"/>
-          <w:b w:val="0"/>
-          <w:color w:val="1F2937"/>
-          <w:sz w:val="20"/>
-        </w:rPr>
-        <w:t>---</w:t>
+        <w:t>Her grup için bir kopya yeterlidir. Rolleri paylaşın: okuyucu, yazıcı, zaman tutucu ve sunucu.</w:t>
       </w:r>
     </w:p>
     <w:p>
@@ -121,7 +52,7 @@
           <w:color w:val="EA580C"/>
           <w:sz w:val="24"/>
         </w:rPr>
-        <w:t>Kullanım ilkesi</w:t>
+        <w:t>Grup Kopyası 1 — İnovasyon Araştırma Notu</w:t>
       </w:r>
     </w:p>
     <w:p>
@@ -132,7 +63,7 @@
           <w:color w:val="1F2937"/>
           <w:sz w:val="20"/>
         </w:rPr>
-        <w:t>Bu paket, 2–3 kişilik grupların ortak araştırma ve dönüt ürünleri içindir. **Üç ana grup kopyası** kullanılır; kartopu, akran sorusu ve kaynak kontrolü ayrı tam form değildir. İlgili bireysel kâğıttaki kısa alan veya kesilebilir kart üzerinden yürütülür. Böylece bir 20 dakikalık ana etkinlikte öğrenciler hem grup hem bireysel tam form doldurmak zorunda kalmaz.</w:t>
+        <w:t>**Grup adı:** ___________________________  **Tarih:** __________</w:t>
       </w:r>
     </w:p>
     <w:p>
@@ -143,2306 +74,7 @@
           <w:color w:val="1F2937"/>
           <w:sz w:val="20"/>
         </w:rPr>
-        <w:t>Özgün ürün fikri, eskiz ve koruma dosyası öğrencinin kendisine aittir; grup yalnızca soru, kanıt ve yapıcı dönüt sağlar.</w:t>
-      </w:r>
-    </w:p>
-    <w:p>
-      <w:r>
-        <w:rPr>
-          <w:rFonts w:ascii="Aptos" w:hAnsi="Aptos" w:eastAsia="Aptos"/>
-          <w:b w:val="0"/>
-          <w:color w:val="1F2937"/>
-          <w:sz w:val="20"/>
-        </w:rPr>
-        <w:t>| No | Grup kopyası | Kullanım zamanı | Ortak kanıt |</w:t>
-      </w:r>
-    </w:p>
-    <w:p>
-      <w:r>
-        <w:rPr>
-          <w:rFonts w:ascii="Aptos" w:hAnsi="Aptos" w:eastAsia="Aptos"/>
-          <w:b w:val="0"/>
-          <w:color w:val="1F2937"/>
-          <w:sz w:val="20"/>
-        </w:rPr>
-        <w:t>|:--:|---|---|---|</w:t>
-      </w:r>
-    </w:p>
-    <w:p>
-      <w:r>
-        <w:rPr>
-          <w:rFonts w:ascii="Aptos" w:hAnsi="Aptos" w:eastAsia="Aptos"/>
-          <w:b w:val="0"/>
-          <w:color w:val="1F2937"/>
-          <w:sz w:val="20"/>
-        </w:rPr>
-        <w:t>| 1 | İnovasyon ve kaynak araştırma formu | Ders 1–2; iki aşama | Değişim–fayda analizi ve iki kaynaklı araştırma |</w:t>
-      </w:r>
-    </w:p>
-    <w:p>
-      <w:r>
-        <w:rPr>
-          <w:rFonts w:ascii="Aptos" w:hAnsi="Aptos" w:eastAsia="Aptos"/>
-          <w:b w:val="0"/>
-          <w:color w:val="1F2937"/>
-          <w:sz w:val="20"/>
-        </w:rPr>
-        <w:t>| 2 | Hak türü araştırma istasyonu | Ders 6 | Tür–kaynak–soru istasyon notu |</w:t>
-      </w:r>
-    </w:p>
-    <w:p>
-      <w:r>
-        <w:rPr>
-          <w:rFonts w:ascii="Aptos" w:hAnsi="Aptos" w:eastAsia="Aptos"/>
-          <w:b w:val="0"/>
-          <w:color w:val="1F2937"/>
-          <w:sz w:val="20"/>
-        </w:rPr>
-        <w:t>| 3 | Koruma kontrolü ve galeri dönüt kartları | Ders 7–8 | Kaynak kontrolü ile iki yapıcı dönüt |</w:t>
-      </w:r>
-    </w:p>
-    <w:p>
-      <w:pPr>
-        <w:shd w:fill="FFF7ED"/>
-      </w:pPr>
-      <w:r>
-        <w:rPr>
-          <w:rFonts w:ascii="Aptos" w:hAnsi="Aptos" w:eastAsia="Aptos"/>
-          <w:b w:val="0"/>
-          <w:color w:val="1F2937"/>
-          <w:sz w:val="20"/>
-        </w:rPr>
-        <w:t>**Baskı notu:** 1 numaralı kopya ön–arka yüz olarak iki ders kullanılır. 3 numaralı kopya iki küçük kart içerir; kesilerek veya aynı A4 üzerinde kullanılabilir.</w:t>
-      </w:r>
-    </w:p>
-    <w:p>
-      <w:r>
-        <w:br w:type="page"/>
-      </w:r>
-    </w:p>
-    <w:p>
-      <w:pPr>
-        <w:keepNext/>
-      </w:pPr>
-      <w:r>
-        <w:rPr>
-          <w:rFonts w:ascii="Aptos" w:hAnsi="Aptos" w:eastAsia="Aptos"/>
-          <w:b/>
-          <w:color w:val="EA580C"/>
-          <w:sz w:val="24"/>
-        </w:rPr>
-        <w:t>GRUP KOPYASI 1 — İnovasyon ve kaynak araştırma formu</w:t>
-      </w:r>
-    </w:p>
-    <w:p>
-      <w:r>
-        <w:rPr>
-          <w:rFonts w:ascii="Aptos" w:hAnsi="Aptos" w:eastAsia="Aptos"/>
-          <w:b w:val="0"/>
-          <w:color w:val="1F2937"/>
-          <w:sz w:val="20"/>
-        </w:rPr>
-        <w:t>**Grup adı:** ___________________________  **Tarih:** __________&lt;br/&gt;</w:t>
-      </w:r>
-    </w:p>
-    <w:p>
-      <w:r>
-        <w:rPr>
-          <w:rFonts w:ascii="Aptos" w:hAnsi="Aptos" w:eastAsia="Aptos"/>
-          <w:b w:val="0"/>
-          <w:color w:val="1F2937"/>
-          <w:sz w:val="20"/>
-        </w:rPr>
-        <w:t>**Üye 1:** __________________  **Üye 2:** __________________  **Üye 3:** __________________</w:t>
-      </w:r>
-    </w:p>
-    <w:p>
-      <w:pPr>
-        <w:shd w:fill="FFF7ED"/>
-      </w:pPr>
-      <w:r>
-        <w:rPr>
-          <w:rFonts w:ascii="Aptos" w:hAnsi="Aptos" w:eastAsia="Aptos"/>
-          <w:b w:val="0"/>
-          <w:color w:val="1F2937"/>
-          <w:sz w:val="20"/>
-        </w:rPr>
-        <w:t>**Yönerge:** Bu formun ilk yarısını 1. derste, ikinci yarısını 2. derste kullanın. Roller dersler arasında değişir. Her öğrenci, grup çalışmasından sonra bireysel kısa notunu kendi kâğıdına yazar.</w:t>
-      </w:r>
-    </w:p>
-    <w:p>
-      <w:pPr>
-        <w:shd w:fill="FFF7ED"/>
-      </w:pPr>
-    </w:p>
-    <w:p>
-      <w:pPr>
-        <w:shd w:fill="FFF7ED"/>
-      </w:pPr>
-      <w:r>
-        <w:rPr>
-          <w:rFonts w:ascii="Aptos" w:hAnsi="Aptos" w:eastAsia="Aptos"/>
-          <w:b w:val="0"/>
-          <w:color w:val="1F2937"/>
-          <w:sz w:val="20"/>
-        </w:rPr>
-        <w:t>**Süre:** Ders 1: 20 dakika; Ders 2: 20 dakika&lt;br/&gt;</w:t>
-      </w:r>
-    </w:p>
-    <w:p>
-      <w:pPr>
-        <w:shd w:fill="FFF7ED"/>
-      </w:pPr>
-      <w:r>
-        <w:rPr>
-          <w:rFonts w:ascii="Aptos" w:hAnsi="Aptos" w:eastAsia="Aptos"/>
-          <w:b w:val="0"/>
-          <w:color w:val="1F2937"/>
-          <w:sz w:val="20"/>
-        </w:rPr>
-        <w:t>**Ortak kanıt:** Değişim–fayda analizi, iki kaynaklı iddia ve 30 saniyelik paylaşım</w:t>
-      </w:r>
-    </w:p>
-    <w:p>
-      <w:r>
-        <w:rPr>
-          <w:rFonts w:ascii="Aptos" w:hAnsi="Aptos" w:eastAsia="Aptos"/>
-          <w:b w:val="0"/>
-          <w:color w:val="1F2937"/>
-          <w:sz w:val="20"/>
-        </w:rPr>
-        <w:t>**İlgili öğrenme çıktısı:** TT.8.1.1 — İnovasyon ve AR-GE kavramlarını sorgulayabilme&lt;br/&gt;</w:t>
-      </w:r>
-    </w:p>
-    <w:p>
-      <w:r>
-        <w:rPr>
-          <w:rFonts w:ascii="Aptos" w:hAnsi="Aptos" w:eastAsia="Aptos"/>
-          <w:b w:val="0"/>
-          <w:color w:val="1F2937"/>
-          <w:sz w:val="20"/>
-        </w:rPr>
-        <w:t>**Beceri odağı:** KB2.8 Sorgulama, KB2.6 Bilgi Toplama, OB1, OB4, OB7, SDB2.1, SDB2.2</w:t>
-      </w:r>
-    </w:p>
-    <w:p>
-      <w:pPr>
-        <w:keepNext/>
-      </w:pPr>
-      <w:r>
-        <w:rPr>
-          <w:rFonts w:ascii="Aptos" w:hAnsi="Aptos" w:eastAsia="Aptos"/>
-          <w:b/>
-          <w:color w:val="EA580C"/>
-          <w:sz w:val="24"/>
-        </w:rPr>
-        <w:t>Ders 1 — Değişim mi, değer mi?</w:t>
-      </w:r>
-    </w:p>
-    <w:tbl>
-      <w:tblPr>
-        <w:tblW w:type="auto" w:w="0"/>
-        <w:tblLook w:firstColumn="1" w:firstRow="1" w:lastColumn="0" w:lastRow="0" w:noHBand="0" w:noVBand="1" w:val="04A0"/>
-      </w:tblPr>
-      <w:tblGrid>
-        <w:gridCol w:w="2409"/>
-        <w:gridCol w:w="2409"/>
-        <w:gridCol w:w="2409"/>
-        <w:gridCol w:w="2409"/>
-      </w:tblGrid>
-      <w:tr>
-        <w:trPr>
-          <w:cantSplit/>
-          <w:tblHeader w:val="true"/>
-        </w:trPr>
-        <w:tc>
-          <w:tcPr>
-            <w:tcW w:type="dxa" w:w="2409"/>
-            <w:vAlign w:val="center"/>
-            <w:shd w:fill="C2410C"/>
-            <w:tcBorders>
-              <w:top w:val="single" w:sz="4" w:color="D1D5DB"/>
-              <w:left w:val="single" w:sz="4" w:color="D1D5DB"/>
-              <w:bottom w:val="single" w:sz="4" w:color="D1D5DB"/>
-              <w:right w:val="single" w:sz="4" w:color="D1D5DB"/>
-            </w:tcBorders>
-          </w:tcPr>
-          <w:p>
-            <w:pPr>
-              <w:spacing w:after="0"/>
-            </w:pPr>
-            <w:r>
-              <w:rPr>
-                <w:rFonts w:ascii="Aptos" w:hAnsi="Aptos" w:eastAsia="Aptos"/>
-                <w:b/>
-                <w:color w:val="FFFFFF"/>
-                <w:sz w:val="16"/>
-              </w:rPr>
-              <w:t>Ürün/görsel</w:t>
-            </w:r>
-          </w:p>
-        </w:tc>
-        <w:tc>
-          <w:tcPr>
-            <w:tcW w:type="dxa" w:w="2409"/>
-            <w:vAlign w:val="center"/>
-            <w:shd w:fill="C2410C"/>
-            <w:tcBorders>
-              <w:top w:val="single" w:sz="4" w:color="D1D5DB"/>
-              <w:left w:val="single" w:sz="4" w:color="D1D5DB"/>
-              <w:bottom w:val="single" w:sz="4" w:color="D1D5DB"/>
-              <w:right w:val="single" w:sz="4" w:color="D1D5DB"/>
-            </w:tcBorders>
-          </w:tcPr>
-          <w:p>
-            <w:pPr>
-              <w:spacing w:after="0"/>
-            </w:pPr>
-            <w:r>
-              <w:rPr>
-                <w:rFonts w:ascii="Aptos" w:hAnsi="Aptos" w:eastAsia="Aptos"/>
-                <w:b/>
-                <w:color w:val="FFFFFF"/>
-                <w:sz w:val="16"/>
-              </w:rPr>
-              <w:t>Değişen özellik</w:t>
-            </w:r>
-          </w:p>
-        </w:tc>
-        <w:tc>
-          <w:tcPr>
-            <w:tcW w:type="dxa" w:w="2409"/>
-            <w:vAlign w:val="center"/>
-            <w:shd w:fill="C2410C"/>
-            <w:tcBorders>
-              <w:top w:val="single" w:sz="4" w:color="D1D5DB"/>
-              <w:left w:val="single" w:sz="4" w:color="D1D5DB"/>
-              <w:bottom w:val="single" w:sz="4" w:color="D1D5DB"/>
-              <w:right w:val="single" w:sz="4" w:color="D1D5DB"/>
-            </w:tcBorders>
-          </w:tcPr>
-          <w:p>
-            <w:pPr>
-              <w:spacing w:after="0"/>
-            </w:pPr>
-            <w:r>
-              <w:rPr>
-                <w:rFonts w:ascii="Aptos" w:hAnsi="Aptos" w:eastAsia="Aptos"/>
-                <w:b/>
-                <w:color w:val="FFFFFF"/>
-                <w:sz w:val="16"/>
-              </w:rPr>
-              <w:t>Kullanıcıya sağladığı fayda</w:t>
-            </w:r>
-          </w:p>
-        </w:tc>
-        <w:tc>
-          <w:tcPr>
-            <w:tcW w:type="dxa" w:w="2409"/>
-            <w:vAlign w:val="center"/>
-            <w:shd w:fill="C2410C"/>
-            <w:tcBorders>
-              <w:top w:val="single" w:sz="4" w:color="D1D5DB"/>
-              <w:left w:val="single" w:sz="4" w:color="D1D5DB"/>
-              <w:bottom w:val="single" w:sz="4" w:color="D1D5DB"/>
-              <w:right w:val="single" w:sz="4" w:color="D1D5DB"/>
-            </w:tcBorders>
-          </w:tcPr>
-          <w:p>
-            <w:pPr>
-              <w:spacing w:after="0"/>
-            </w:pPr>
-            <w:r>
-              <w:rPr>
-                <w:rFonts w:ascii="Aptos" w:hAnsi="Aptos" w:eastAsia="Aptos"/>
-                <w:b/>
-                <w:color w:val="FFFFFF"/>
-                <w:sz w:val="16"/>
-              </w:rPr>
-              <w:t>Merak ettiğimiz soru</w:t>
-            </w:r>
-          </w:p>
-        </w:tc>
-      </w:tr>
-      <w:tr>
-        <w:trPr>
-          <w:cantSplit/>
-        </w:trPr>
-        <w:tc>
-          <w:tcPr>
-            <w:tcW w:type="dxa" w:w="2409"/>
-            <w:vAlign w:val="center"/>
-            <w:shd w:fill="FFFFFF"/>
-            <w:tcBorders>
-              <w:top w:val="single" w:sz="4" w:color="D1D5DB"/>
-              <w:left w:val="single" w:sz="4" w:color="D1D5DB"/>
-              <w:bottom w:val="single" w:sz="4" w:color="D1D5DB"/>
-              <w:right w:val="single" w:sz="4" w:color="D1D5DB"/>
-            </w:tcBorders>
-          </w:tcPr>
-          <w:p>
-            <w:pPr>
-              <w:spacing w:after="0"/>
-            </w:pPr>
-            <w:r>
-              <w:rPr>
-                <w:rFonts w:ascii="Aptos" w:hAnsi="Aptos" w:eastAsia="Aptos"/>
-                <w:b w:val="0"/>
-                <w:color w:val="1F2937"/>
-                <w:sz w:val="16"/>
-              </w:rPr>
-              <w:t>Gaz lambası</w:t>
-            </w:r>
-          </w:p>
-        </w:tc>
-        <w:tc>
-          <w:tcPr>
-            <w:tcW w:type="dxa" w:w="2409"/>
-            <w:vAlign w:val="center"/>
-            <w:shd w:fill="FFFFFF"/>
-            <w:tcBorders>
-              <w:top w:val="single" w:sz="4" w:color="D1D5DB"/>
-              <w:left w:val="single" w:sz="4" w:color="D1D5DB"/>
-              <w:bottom w:val="single" w:sz="4" w:color="D1D5DB"/>
-              <w:right w:val="single" w:sz="4" w:color="D1D5DB"/>
-            </w:tcBorders>
-          </w:tcPr>
-          <w:p>
-            <w:pPr>
-              <w:spacing w:after="0"/>
-            </w:pPr>
-          </w:p>
-        </w:tc>
-        <w:tc>
-          <w:tcPr>
-            <w:tcW w:type="dxa" w:w="2409"/>
-            <w:vAlign w:val="center"/>
-            <w:shd w:fill="FFFFFF"/>
-            <w:tcBorders>
-              <w:top w:val="single" w:sz="4" w:color="D1D5DB"/>
-              <w:left w:val="single" w:sz="4" w:color="D1D5DB"/>
-              <w:bottom w:val="single" w:sz="4" w:color="D1D5DB"/>
-              <w:right w:val="single" w:sz="4" w:color="D1D5DB"/>
-            </w:tcBorders>
-          </w:tcPr>
-          <w:p>
-            <w:pPr>
-              <w:spacing w:after="0"/>
-            </w:pPr>
-          </w:p>
-        </w:tc>
-        <w:tc>
-          <w:tcPr>
-            <w:tcW w:type="dxa" w:w="2409"/>
-            <w:vAlign w:val="center"/>
-            <w:shd w:fill="FFFFFF"/>
-            <w:tcBorders>
-              <w:top w:val="single" w:sz="4" w:color="D1D5DB"/>
-              <w:left w:val="single" w:sz="4" w:color="D1D5DB"/>
-              <w:bottom w:val="single" w:sz="4" w:color="D1D5DB"/>
-              <w:right w:val="single" w:sz="4" w:color="D1D5DB"/>
-            </w:tcBorders>
-          </w:tcPr>
-          <w:p>
-            <w:pPr>
-              <w:spacing w:after="0"/>
-            </w:pPr>
-          </w:p>
-        </w:tc>
-      </w:tr>
-      <w:tr>
-        <w:trPr>
-          <w:cantSplit/>
-        </w:trPr>
-        <w:tc>
-          <w:tcPr>
-            <w:tcW w:type="dxa" w:w="2409"/>
-            <w:vAlign w:val="center"/>
-            <w:shd w:fill="FFF8F3"/>
-            <w:tcBorders>
-              <w:top w:val="single" w:sz="4" w:color="D1D5DB"/>
-              <w:left w:val="single" w:sz="4" w:color="D1D5DB"/>
-              <w:bottom w:val="single" w:sz="4" w:color="D1D5DB"/>
-              <w:right w:val="single" w:sz="4" w:color="D1D5DB"/>
-            </w:tcBorders>
-          </w:tcPr>
-          <w:p>
-            <w:pPr>
-              <w:spacing w:after="0"/>
-            </w:pPr>
-            <w:r>
-              <w:rPr>
-                <w:rFonts w:ascii="Aptos" w:hAnsi="Aptos" w:eastAsia="Aptos"/>
-                <w:b w:val="0"/>
-                <w:color w:val="1F2937"/>
-                <w:sz w:val="16"/>
-              </w:rPr>
-              <w:t>Klasik ampul</w:t>
-            </w:r>
-          </w:p>
-        </w:tc>
-        <w:tc>
-          <w:tcPr>
-            <w:tcW w:type="dxa" w:w="2409"/>
-            <w:vAlign w:val="center"/>
-            <w:shd w:fill="FFF8F3"/>
-            <w:tcBorders>
-              <w:top w:val="single" w:sz="4" w:color="D1D5DB"/>
-              <w:left w:val="single" w:sz="4" w:color="D1D5DB"/>
-              <w:bottom w:val="single" w:sz="4" w:color="D1D5DB"/>
-              <w:right w:val="single" w:sz="4" w:color="D1D5DB"/>
-            </w:tcBorders>
-          </w:tcPr>
-          <w:p>
-            <w:pPr>
-              <w:spacing w:after="0"/>
-            </w:pPr>
-          </w:p>
-        </w:tc>
-        <w:tc>
-          <w:tcPr>
-            <w:tcW w:type="dxa" w:w="2409"/>
-            <w:vAlign w:val="center"/>
-            <w:shd w:fill="FFF8F3"/>
-            <w:tcBorders>
-              <w:top w:val="single" w:sz="4" w:color="D1D5DB"/>
-              <w:left w:val="single" w:sz="4" w:color="D1D5DB"/>
-              <w:bottom w:val="single" w:sz="4" w:color="D1D5DB"/>
-              <w:right w:val="single" w:sz="4" w:color="D1D5DB"/>
-            </w:tcBorders>
-          </w:tcPr>
-          <w:p>
-            <w:pPr>
-              <w:spacing w:after="0"/>
-            </w:pPr>
-          </w:p>
-        </w:tc>
-        <w:tc>
-          <w:tcPr>
-            <w:tcW w:type="dxa" w:w="2409"/>
-            <w:vAlign w:val="center"/>
-            <w:shd w:fill="FFF8F3"/>
-            <w:tcBorders>
-              <w:top w:val="single" w:sz="4" w:color="D1D5DB"/>
-              <w:left w:val="single" w:sz="4" w:color="D1D5DB"/>
-              <w:bottom w:val="single" w:sz="4" w:color="D1D5DB"/>
-              <w:right w:val="single" w:sz="4" w:color="D1D5DB"/>
-            </w:tcBorders>
-          </w:tcPr>
-          <w:p>
-            <w:pPr>
-              <w:spacing w:after="0"/>
-            </w:pPr>
-          </w:p>
-        </w:tc>
-      </w:tr>
-      <w:tr>
-        <w:trPr>
-          <w:cantSplit/>
-        </w:trPr>
-        <w:tc>
-          <w:tcPr>
-            <w:tcW w:type="dxa" w:w="2409"/>
-            <w:vAlign w:val="center"/>
-            <w:shd w:fill="FFFFFF"/>
-            <w:tcBorders>
-              <w:top w:val="single" w:sz="4" w:color="D1D5DB"/>
-              <w:left w:val="single" w:sz="4" w:color="D1D5DB"/>
-              <w:bottom w:val="single" w:sz="4" w:color="D1D5DB"/>
-              <w:right w:val="single" w:sz="4" w:color="D1D5DB"/>
-            </w:tcBorders>
-          </w:tcPr>
-          <w:p>
-            <w:pPr>
-              <w:spacing w:after="0"/>
-            </w:pPr>
-            <w:r>
-              <w:rPr>
-                <w:rFonts w:ascii="Aptos" w:hAnsi="Aptos" w:eastAsia="Aptos"/>
-                <w:b w:val="0"/>
-                <w:color w:val="1F2937"/>
-                <w:sz w:val="16"/>
-              </w:rPr>
-              <w:t>LED ampul</w:t>
-            </w:r>
-          </w:p>
-        </w:tc>
-        <w:tc>
-          <w:tcPr>
-            <w:tcW w:type="dxa" w:w="2409"/>
-            <w:vAlign w:val="center"/>
-            <w:shd w:fill="FFFFFF"/>
-            <w:tcBorders>
-              <w:top w:val="single" w:sz="4" w:color="D1D5DB"/>
-              <w:left w:val="single" w:sz="4" w:color="D1D5DB"/>
-              <w:bottom w:val="single" w:sz="4" w:color="D1D5DB"/>
-              <w:right w:val="single" w:sz="4" w:color="D1D5DB"/>
-            </w:tcBorders>
-          </w:tcPr>
-          <w:p>
-            <w:pPr>
-              <w:spacing w:after="0"/>
-            </w:pPr>
-          </w:p>
-        </w:tc>
-        <w:tc>
-          <w:tcPr>
-            <w:tcW w:type="dxa" w:w="2409"/>
-            <w:vAlign w:val="center"/>
-            <w:shd w:fill="FFFFFF"/>
-            <w:tcBorders>
-              <w:top w:val="single" w:sz="4" w:color="D1D5DB"/>
-              <w:left w:val="single" w:sz="4" w:color="D1D5DB"/>
-              <w:bottom w:val="single" w:sz="4" w:color="D1D5DB"/>
-              <w:right w:val="single" w:sz="4" w:color="D1D5DB"/>
-            </w:tcBorders>
-          </w:tcPr>
-          <w:p>
-            <w:pPr>
-              <w:spacing w:after="0"/>
-            </w:pPr>
-          </w:p>
-        </w:tc>
-        <w:tc>
-          <w:tcPr>
-            <w:tcW w:type="dxa" w:w="2409"/>
-            <w:vAlign w:val="center"/>
-            <w:shd w:fill="FFFFFF"/>
-            <w:tcBorders>
-              <w:top w:val="single" w:sz="4" w:color="D1D5DB"/>
-              <w:left w:val="single" w:sz="4" w:color="D1D5DB"/>
-              <w:bottom w:val="single" w:sz="4" w:color="D1D5DB"/>
-              <w:right w:val="single" w:sz="4" w:color="D1D5DB"/>
-            </w:tcBorders>
-          </w:tcPr>
-          <w:p>
-            <w:pPr>
-              <w:spacing w:after="0"/>
-            </w:pPr>
-          </w:p>
-        </w:tc>
-      </w:tr>
-    </w:tbl>
-    <w:p/>
-    <w:p>
-      <w:r>
-        <w:rPr>
-          <w:rFonts w:ascii="Aptos" w:hAnsi="Aptos" w:eastAsia="Aptos"/>
-          <w:b w:val="0"/>
-          <w:color w:val="1F2937"/>
-          <w:sz w:val="20"/>
-        </w:rPr>
-        <w:t>Ortak cümlemiz: Bir değişiklik, ______________________________________</w:t>
-      </w:r>
-    </w:p>
-    <w:p>
-      <w:pPr>
-        <w:keepNext/>
-      </w:pPr>
-      <w:r>
-        <w:rPr>
-          <w:rFonts w:ascii="Aptos" w:hAnsi="Aptos" w:eastAsia="Aptos"/>
-          <w:b/>
-          <w:color w:val="EA580C"/>
-          <w:sz w:val="24"/>
-        </w:rPr>
-        <w:t>Ders 2 — İnovasyon hikâyesini kanıtla araştır</w:t>
-      </w:r>
-    </w:p>
-    <w:p>
-      <w:r>
-        <w:rPr>
-          <w:rFonts w:ascii="Aptos" w:hAnsi="Aptos" w:eastAsia="Aptos"/>
-          <w:b w:val="0"/>
-          <w:color w:val="1F2937"/>
-          <w:sz w:val="20"/>
-        </w:rPr>
-        <w:t>İncelediğimiz hikâye: ______________________  Araştırma sorumuz: ______________________</w:t>
-      </w:r>
-    </w:p>
-    <w:tbl>
-      <w:tblPr>
-        <w:tblW w:type="auto" w:w="0"/>
-        <w:tblLook w:firstColumn="1" w:firstRow="1" w:lastColumn="0" w:lastRow="0" w:noHBand="0" w:noVBand="1" w:val="04A0"/>
-      </w:tblPr>
-      <w:tblGrid>
-        <w:gridCol w:w="2409"/>
-        <w:gridCol w:w="2409"/>
-        <w:gridCol w:w="2409"/>
-        <w:gridCol w:w="2409"/>
-      </w:tblGrid>
-      <w:tr>
-        <w:trPr>
-          <w:cantSplit/>
-          <w:tblHeader w:val="true"/>
-        </w:trPr>
-        <w:tc>
-          <w:tcPr>
-            <w:tcW w:type="dxa" w:w="2409"/>
-            <w:vAlign w:val="center"/>
-            <w:shd w:fill="C2410C"/>
-            <w:tcBorders>
-              <w:top w:val="single" w:sz="4" w:color="D1D5DB"/>
-              <w:left w:val="single" w:sz="4" w:color="D1D5DB"/>
-              <w:bottom w:val="single" w:sz="4" w:color="D1D5DB"/>
-              <w:right w:val="single" w:sz="4" w:color="D1D5DB"/>
-            </w:tcBorders>
-          </w:tcPr>
-          <w:p>
-            <w:pPr>
-              <w:spacing w:after="0"/>
-            </w:pPr>
-            <w:r>
-              <w:rPr>
-                <w:rFonts w:ascii="Aptos" w:hAnsi="Aptos" w:eastAsia="Aptos"/>
-                <w:b/>
-                <w:color w:val="FFFFFF"/>
-                <w:sz w:val="16"/>
-              </w:rPr>
-              <w:t>Kaynak</w:t>
-            </w:r>
-          </w:p>
-        </w:tc>
-        <w:tc>
-          <w:tcPr>
-            <w:tcW w:type="dxa" w:w="2409"/>
-            <w:vAlign w:val="center"/>
-            <w:shd w:fill="C2410C"/>
-            <w:tcBorders>
-              <w:top w:val="single" w:sz="4" w:color="D1D5DB"/>
-              <w:left w:val="single" w:sz="4" w:color="D1D5DB"/>
-              <w:bottom w:val="single" w:sz="4" w:color="D1D5DB"/>
-              <w:right w:val="single" w:sz="4" w:color="D1D5DB"/>
-            </w:tcBorders>
-          </w:tcPr>
-          <w:p>
-            <w:pPr>
-              <w:spacing w:after="0"/>
-            </w:pPr>
-            <w:r>
-              <w:rPr>
-                <w:rFonts w:ascii="Aptos" w:hAnsi="Aptos" w:eastAsia="Aptos"/>
-                <w:b/>
-                <w:color w:val="FFFFFF"/>
-                <w:sz w:val="16"/>
-              </w:rPr>
-              <w:t>Kurum/yazar ve tarih</w:t>
-            </w:r>
-          </w:p>
-        </w:tc>
-        <w:tc>
-          <w:tcPr>
-            <w:tcW w:type="dxa" w:w="2409"/>
-            <w:vAlign w:val="center"/>
-            <w:shd w:fill="C2410C"/>
-            <w:tcBorders>
-              <w:top w:val="single" w:sz="4" w:color="D1D5DB"/>
-              <w:left w:val="single" w:sz="4" w:color="D1D5DB"/>
-              <w:bottom w:val="single" w:sz="4" w:color="D1D5DB"/>
-              <w:right w:val="single" w:sz="4" w:color="D1D5DB"/>
-            </w:tcBorders>
-          </w:tcPr>
-          <w:p>
-            <w:pPr>
-              <w:spacing w:after="0"/>
-            </w:pPr>
-            <w:r>
-              <w:rPr>
-                <w:rFonts w:ascii="Aptos" w:hAnsi="Aptos" w:eastAsia="Aptos"/>
-                <w:b/>
-                <w:color w:val="FFFFFF"/>
-                <w:sz w:val="16"/>
-              </w:rPr>
-              <w:t>Desteklediği tek iddia</w:t>
-            </w:r>
-          </w:p>
-        </w:tc>
-        <w:tc>
-          <w:tcPr>
-            <w:tcW w:type="dxa" w:w="2409"/>
-            <w:vAlign w:val="center"/>
-            <w:shd w:fill="C2410C"/>
-            <w:tcBorders>
-              <w:top w:val="single" w:sz="4" w:color="D1D5DB"/>
-              <w:left w:val="single" w:sz="4" w:color="D1D5DB"/>
-              <w:bottom w:val="single" w:sz="4" w:color="D1D5DB"/>
-              <w:right w:val="single" w:sz="4" w:color="D1D5DB"/>
-            </w:tcBorders>
-          </w:tcPr>
-          <w:p>
-            <w:pPr>
-              <w:spacing w:after="0"/>
-            </w:pPr>
-            <w:r>
-              <w:rPr>
-                <w:rFonts w:ascii="Aptos" w:hAnsi="Aptos" w:eastAsia="Aptos"/>
-                <w:b/>
-                <w:color w:val="FFFFFF"/>
-                <w:sz w:val="16"/>
-              </w:rPr>
-              <w:t>İkinci kaynakla doğrulama notu</w:t>
-            </w:r>
-          </w:p>
-        </w:tc>
-      </w:tr>
-      <w:tr>
-        <w:trPr>
-          <w:cantSplit/>
-        </w:trPr>
-        <w:tc>
-          <w:tcPr>
-            <w:tcW w:type="dxa" w:w="2409"/>
-            <w:vAlign w:val="center"/>
-            <w:shd w:fill="FFFFFF"/>
-            <w:tcBorders>
-              <w:top w:val="single" w:sz="4" w:color="D1D5DB"/>
-              <w:left w:val="single" w:sz="4" w:color="D1D5DB"/>
-              <w:bottom w:val="single" w:sz="4" w:color="D1D5DB"/>
-              <w:right w:val="single" w:sz="4" w:color="D1D5DB"/>
-            </w:tcBorders>
-          </w:tcPr>
-          <w:p>
-            <w:pPr>
-              <w:spacing w:after="0"/>
-            </w:pPr>
-            <w:r>
-              <w:rPr>
-                <w:rFonts w:ascii="Aptos" w:hAnsi="Aptos" w:eastAsia="Aptos"/>
-                <w:b w:val="0"/>
-                <w:color w:val="1F2937"/>
-                <w:sz w:val="16"/>
-              </w:rPr>
-              <w:t>A</w:t>
-            </w:r>
-          </w:p>
-        </w:tc>
-        <w:tc>
-          <w:tcPr>
-            <w:tcW w:type="dxa" w:w="2409"/>
-            <w:vAlign w:val="center"/>
-            <w:shd w:fill="FFFFFF"/>
-            <w:tcBorders>
-              <w:top w:val="single" w:sz="4" w:color="D1D5DB"/>
-              <w:left w:val="single" w:sz="4" w:color="D1D5DB"/>
-              <w:bottom w:val="single" w:sz="4" w:color="D1D5DB"/>
-              <w:right w:val="single" w:sz="4" w:color="D1D5DB"/>
-            </w:tcBorders>
-          </w:tcPr>
-          <w:p>
-            <w:pPr>
-              <w:spacing w:after="0"/>
-            </w:pPr>
-          </w:p>
-        </w:tc>
-        <w:tc>
-          <w:tcPr>
-            <w:tcW w:type="dxa" w:w="2409"/>
-            <w:vAlign w:val="center"/>
-            <w:shd w:fill="FFFFFF"/>
-            <w:tcBorders>
-              <w:top w:val="single" w:sz="4" w:color="D1D5DB"/>
-              <w:left w:val="single" w:sz="4" w:color="D1D5DB"/>
-              <w:bottom w:val="single" w:sz="4" w:color="D1D5DB"/>
-              <w:right w:val="single" w:sz="4" w:color="D1D5DB"/>
-            </w:tcBorders>
-          </w:tcPr>
-          <w:p>
-            <w:pPr>
-              <w:spacing w:after="0"/>
-            </w:pPr>
-          </w:p>
-        </w:tc>
-        <w:tc>
-          <w:tcPr>
-            <w:tcW w:type="dxa" w:w="2409"/>
-            <w:vAlign w:val="center"/>
-            <w:shd w:fill="FFFFFF"/>
-            <w:tcBorders>
-              <w:top w:val="single" w:sz="4" w:color="D1D5DB"/>
-              <w:left w:val="single" w:sz="4" w:color="D1D5DB"/>
-              <w:bottom w:val="single" w:sz="4" w:color="D1D5DB"/>
-              <w:right w:val="single" w:sz="4" w:color="D1D5DB"/>
-            </w:tcBorders>
-          </w:tcPr>
-          <w:p>
-            <w:pPr>
-              <w:spacing w:after="0"/>
-            </w:pPr>
-          </w:p>
-        </w:tc>
-      </w:tr>
-      <w:tr>
-        <w:trPr>
-          <w:cantSplit/>
-        </w:trPr>
-        <w:tc>
-          <w:tcPr>
-            <w:tcW w:type="dxa" w:w="2409"/>
-            <w:vAlign w:val="center"/>
-            <w:shd w:fill="FFF8F3"/>
-            <w:tcBorders>
-              <w:top w:val="single" w:sz="4" w:color="D1D5DB"/>
-              <w:left w:val="single" w:sz="4" w:color="D1D5DB"/>
-              <w:bottom w:val="single" w:sz="4" w:color="D1D5DB"/>
-              <w:right w:val="single" w:sz="4" w:color="D1D5DB"/>
-            </w:tcBorders>
-          </w:tcPr>
-          <w:p>
-            <w:pPr>
-              <w:spacing w:after="0"/>
-            </w:pPr>
-            <w:r>
-              <w:rPr>
-                <w:rFonts w:ascii="Aptos" w:hAnsi="Aptos" w:eastAsia="Aptos"/>
-                <w:b w:val="0"/>
-                <w:color w:val="1F2937"/>
-                <w:sz w:val="16"/>
-              </w:rPr>
-              <w:t>B</w:t>
-            </w:r>
-          </w:p>
-        </w:tc>
-        <w:tc>
-          <w:tcPr>
-            <w:tcW w:type="dxa" w:w="2409"/>
-            <w:vAlign w:val="center"/>
-            <w:shd w:fill="FFF8F3"/>
-            <w:tcBorders>
-              <w:top w:val="single" w:sz="4" w:color="D1D5DB"/>
-              <w:left w:val="single" w:sz="4" w:color="D1D5DB"/>
-              <w:bottom w:val="single" w:sz="4" w:color="D1D5DB"/>
-              <w:right w:val="single" w:sz="4" w:color="D1D5DB"/>
-            </w:tcBorders>
-          </w:tcPr>
-          <w:p>
-            <w:pPr>
-              <w:spacing w:after="0"/>
-            </w:pPr>
-          </w:p>
-        </w:tc>
-        <w:tc>
-          <w:tcPr>
-            <w:tcW w:type="dxa" w:w="2409"/>
-            <w:vAlign w:val="center"/>
-            <w:shd w:fill="FFF8F3"/>
-            <w:tcBorders>
-              <w:top w:val="single" w:sz="4" w:color="D1D5DB"/>
-              <w:left w:val="single" w:sz="4" w:color="D1D5DB"/>
-              <w:bottom w:val="single" w:sz="4" w:color="D1D5DB"/>
-              <w:right w:val="single" w:sz="4" w:color="D1D5DB"/>
-            </w:tcBorders>
-          </w:tcPr>
-          <w:p>
-            <w:pPr>
-              <w:spacing w:after="0"/>
-            </w:pPr>
-          </w:p>
-        </w:tc>
-        <w:tc>
-          <w:tcPr>
-            <w:tcW w:type="dxa" w:w="2409"/>
-            <w:vAlign w:val="center"/>
-            <w:shd w:fill="FFF8F3"/>
-            <w:tcBorders>
-              <w:top w:val="single" w:sz="4" w:color="D1D5DB"/>
-              <w:left w:val="single" w:sz="4" w:color="D1D5DB"/>
-              <w:bottom w:val="single" w:sz="4" w:color="D1D5DB"/>
-              <w:right w:val="single" w:sz="4" w:color="D1D5DB"/>
-            </w:tcBorders>
-          </w:tcPr>
-          <w:p>
-            <w:pPr>
-              <w:spacing w:after="0"/>
-            </w:pPr>
-          </w:p>
-        </w:tc>
-      </w:tr>
-    </w:tbl>
-    <w:p/>
-    <w:p>
-      <w:r>
-        <w:rPr>
-          <w:rFonts w:ascii="Aptos" w:hAnsi="Aptos" w:eastAsia="Aptos"/>
-          <w:b w:val="0"/>
-          <w:color w:val="1F2937"/>
-          <w:sz w:val="20"/>
-        </w:rPr>
-        <w:t>30 saniyelik paylaşımımız: “________________________________________</w:t>
-      </w:r>
-    </w:p>
-    <w:p>
-      <w:r>
-        <w:rPr>
-          <w:rFonts w:ascii="Aptos" w:hAnsi="Aptos" w:eastAsia="Aptos"/>
-          <w:b w:val="0"/>
-          <w:color w:val="1F2937"/>
-          <w:sz w:val="20"/>
-        </w:rPr>
-        <w:t>_______________________________________________________________”</w:t>
-      </w:r>
-    </w:p>
-    <w:p>
-      <w:pPr>
-        <w:keepNext/>
-      </w:pPr>
-      <w:r>
-        <w:rPr>
-          <w:rFonts w:ascii="Aptos" w:hAnsi="Aptos" w:eastAsia="Aptos"/>
-          <w:b/>
-          <w:color w:val="EA580C"/>
-          <w:sz w:val="24"/>
-        </w:rPr>
-        <w:t>Grup yansıtması ve kontrol</w:t>
-      </w:r>
-    </w:p>
-    <w:p>
-      <w:r>
-        <w:rPr>
-          <w:rFonts w:ascii="Aptos" w:hAnsi="Aptos" w:eastAsia="Aptos"/>
-          <w:b w:val="0"/>
-          <w:color w:val="1F2937"/>
-          <w:sz w:val="20"/>
-        </w:rPr>
-        <w:t>Rollerimiz: Ders 1 kolaylaştırıcı __________ / kayıtçı __________ / kanıt avcısı __________&lt;br/&gt;</w:t>
-      </w:r>
-    </w:p>
-    <w:p>
-      <w:r>
-        <w:rPr>
-          <w:rFonts w:ascii="Aptos" w:hAnsi="Aptos" w:eastAsia="Aptos"/>
-          <w:b w:val="0"/>
-          <w:color w:val="1F2937"/>
-          <w:sz w:val="20"/>
-        </w:rPr>
-        <w:t>Ders 2’de değiştirdiğimiz rol: ________________________________________</w:t>
-      </w:r>
-    </w:p>
-    <w:p>
-      <w:pPr>
-        <w:pStyle w:val="ListBullet"/>
-      </w:pPr>
-      <w:r>
-        <w:rPr>
-          <w:rFonts w:ascii="Aptos" w:hAnsi="Aptos" w:eastAsia="Aptos"/>
-          <w:b w:val="0"/>
-          <w:color w:val="1F2937"/>
-          <w:sz w:val="20"/>
-        </w:rPr>
-        <w:t>Değişimi kullanıcı faydasıyla ilişkilendirdik.</w:t>
-      </w:r>
-    </w:p>
-    <w:p>
-      <w:pPr>
-        <w:pStyle w:val="ListBullet"/>
-      </w:pPr>
-      <w:r>
-        <w:rPr>
-          <w:rFonts w:ascii="Aptos" w:hAnsi="Aptos" w:eastAsia="Aptos"/>
-          <w:b w:val="0"/>
-          <w:color w:val="1F2937"/>
-          <w:sz w:val="20"/>
-        </w:rPr>
-        <w:t>En az iki kaynağı, bir iddia için karşılaştırdık.</w:t>
-      </w:r>
-    </w:p>
-    <w:p>
-      <w:pPr>
-        <w:pStyle w:val="ListBullet"/>
-      </w:pPr>
-      <w:r>
-        <w:rPr>
-          <w:rFonts w:ascii="Aptos" w:hAnsi="Aptos" w:eastAsia="Aptos"/>
-          <w:b w:val="0"/>
-          <w:color w:val="1F2937"/>
-          <w:sz w:val="20"/>
-        </w:rPr>
-        <w:t>Kaynakta kurum/yazar ve tarihi aradık.</w:t>
-      </w:r>
-    </w:p>
-    <w:p>
-      <w:pPr>
-        <w:pStyle w:val="ListBullet"/>
-      </w:pPr>
-      <w:r>
-        <w:rPr>
-          <w:rFonts w:ascii="Aptos" w:hAnsi="Aptos" w:eastAsia="Aptos"/>
-          <w:b w:val="0"/>
-          <w:color w:val="1F2937"/>
-          <w:sz w:val="20"/>
-        </w:rPr>
-        <w:t>Herkes konuştu ve rolü değişti.</w:t>
-      </w:r>
-    </w:p>
-    <w:p>
-      <w:r>
-        <w:br w:type="page"/>
-      </w:r>
-    </w:p>
-    <w:p>
-      <w:pPr>
-        <w:keepNext/>
-      </w:pPr>
-      <w:r>
-        <w:rPr>
-          <w:rFonts w:ascii="Aptos" w:hAnsi="Aptos" w:eastAsia="Aptos"/>
-          <w:b/>
-          <w:color w:val="EA580C"/>
-          <w:sz w:val="24"/>
-        </w:rPr>
-        <w:t>GRUP KOPYASI 2 — Hak türü araştırma istasyonu</w:t>
-      </w:r>
-    </w:p>
-    <w:p>
-      <w:r>
-        <w:rPr>
-          <w:rFonts w:ascii="Aptos" w:hAnsi="Aptos" w:eastAsia="Aptos"/>
-          <w:b w:val="0"/>
-          <w:color w:val="1F2937"/>
-          <w:sz w:val="20"/>
-        </w:rPr>
-        <w:t>**Grup adı:** ___________________________  **Tarih:** __________&lt;br/&gt;</w:t>
-      </w:r>
-    </w:p>
-    <w:p>
-      <w:r>
-        <w:rPr>
-          <w:rFonts w:ascii="Aptos" w:hAnsi="Aptos" w:eastAsia="Aptos"/>
-          <w:b w:val="0"/>
-          <w:color w:val="1F2937"/>
-          <w:sz w:val="20"/>
-        </w:rPr>
-        <w:t>**Üye 1:** __________________  **Üye 2:** __________________  **Üye 3:** __________________</w:t>
-      </w:r>
-    </w:p>
-    <w:p>
-      <w:pPr>
-        <w:shd w:fill="FFF7ED"/>
-      </w:pPr>
-      <w:r>
-        <w:rPr>
-          <w:rFonts w:ascii="Aptos" w:hAnsi="Aptos" w:eastAsia="Aptos"/>
-          <w:b w:val="0"/>
-          <w:color w:val="1F2937"/>
-          <w:sz w:val="20"/>
-        </w:rPr>
-        <w:t>**Yönerge:** Öğretmenin hazırladığı patent/faydalı model, marka, tasarım tescili ve telif hakkı istasyonlarını inceleyin. Her başlık için ürünün hangi yönüyle ilişki kurulabileceğini ve bakılacak resmî kaynağı yazın. Bu çalışma kesin tescil kararı veya gerçek başvuru değildir.</w:t>
-      </w:r>
-    </w:p>
-    <w:p>
-      <w:pPr>
-        <w:shd w:fill="FFF7ED"/>
-      </w:pPr>
-    </w:p>
-    <w:p>
-      <w:pPr>
-        <w:shd w:fill="FFF7ED"/>
-      </w:pPr>
-      <w:r>
-        <w:rPr>
-          <w:rFonts w:ascii="Aptos" w:hAnsi="Aptos" w:eastAsia="Aptos"/>
-          <w:b w:val="0"/>
-          <w:color w:val="1F2937"/>
-          <w:sz w:val="20"/>
-        </w:rPr>
-        <w:t>**Süre:** 20 dakika&lt;br/&gt;</w:t>
-      </w:r>
-    </w:p>
-    <w:p>
-      <w:pPr>
-        <w:shd w:fill="FFF7ED"/>
-      </w:pPr>
-      <w:r>
-        <w:rPr>
-          <w:rFonts w:ascii="Aptos" w:hAnsi="Aptos" w:eastAsia="Aptos"/>
-          <w:b w:val="0"/>
-          <w:color w:val="1F2937"/>
-          <w:sz w:val="20"/>
-        </w:rPr>
-        <w:t>**Ortak kanıt:** Tür–ürün yönü–resmî kaynak–araştırma sorusu notu</w:t>
-      </w:r>
-    </w:p>
-    <w:p>
-      <w:r>
-        <w:rPr>
-          <w:rFonts w:ascii="Aptos" w:hAnsi="Aptos" w:eastAsia="Aptos"/>
-          <w:b w:val="0"/>
-          <w:color w:val="1F2937"/>
-          <w:sz w:val="20"/>
-        </w:rPr>
-        <w:t>**İlgili öğrenme çıktısı:** TT.8.1.3 — Fikrî ve Sınai Mülkiyet Haklarının Korunması hakkında bilgi toplayabilme&lt;br/&gt;</w:t>
-      </w:r>
-    </w:p>
-    <w:p>
-      <w:r>
-        <w:rPr>
-          <w:rFonts w:ascii="Aptos" w:hAnsi="Aptos" w:eastAsia="Aptos"/>
-          <w:b w:val="0"/>
-          <w:color w:val="1F2937"/>
-          <w:sz w:val="20"/>
-        </w:rPr>
-        <w:t>**Beceri odağı:** KB2.6 Bilgi Toplama, OB2 Dijital Okuryazarlık, D1 Adalet, E2.2 Sorumluluk, SDB2.2 İş Birliği</w:t>
-      </w:r>
-    </w:p>
-    <w:tbl>
-      <w:tblPr>
-        <w:tblW w:type="auto" w:w="0"/>
-        <w:tblLook w:firstColumn="1" w:firstRow="1" w:lastColumn="0" w:lastRow="0" w:noHBand="0" w:noVBand="1" w:val="04A0"/>
-      </w:tblPr>
-      <w:tblGrid>
-        <w:gridCol w:w="2409"/>
-        <w:gridCol w:w="2409"/>
-        <w:gridCol w:w="2409"/>
-        <w:gridCol w:w="2409"/>
-      </w:tblGrid>
-      <w:tr>
-        <w:trPr>
-          <w:cantSplit/>
-          <w:tblHeader w:val="true"/>
-        </w:trPr>
-        <w:tc>
-          <w:tcPr>
-            <w:tcW w:type="dxa" w:w="2409"/>
-            <w:vAlign w:val="center"/>
-            <w:shd w:fill="C2410C"/>
-            <w:tcBorders>
-              <w:top w:val="single" w:sz="4" w:color="D1D5DB"/>
-              <w:left w:val="single" w:sz="4" w:color="D1D5DB"/>
-              <w:bottom w:val="single" w:sz="4" w:color="D1D5DB"/>
-              <w:right w:val="single" w:sz="4" w:color="D1D5DB"/>
-            </w:tcBorders>
-          </w:tcPr>
-          <w:p>
-            <w:pPr>
-              <w:spacing w:after="0"/>
-            </w:pPr>
-            <w:r>
-              <w:rPr>
-                <w:rFonts w:ascii="Aptos" w:hAnsi="Aptos" w:eastAsia="Aptos"/>
-                <w:b/>
-                <w:color w:val="FFFFFF"/>
-                <w:sz w:val="16"/>
-              </w:rPr>
-              <w:t>Başlık</w:t>
-            </w:r>
-          </w:p>
-        </w:tc>
-        <w:tc>
-          <w:tcPr>
-            <w:tcW w:type="dxa" w:w="2409"/>
-            <w:vAlign w:val="center"/>
-            <w:shd w:fill="C2410C"/>
-            <w:tcBorders>
-              <w:top w:val="single" w:sz="4" w:color="D1D5DB"/>
-              <w:left w:val="single" w:sz="4" w:color="D1D5DB"/>
-              <w:bottom w:val="single" w:sz="4" w:color="D1D5DB"/>
-              <w:right w:val="single" w:sz="4" w:color="D1D5DB"/>
-            </w:tcBorders>
-          </w:tcPr>
-          <w:p>
-            <w:pPr>
-              <w:spacing w:after="0"/>
-            </w:pPr>
-            <w:r>
-              <w:rPr>
-                <w:rFonts w:ascii="Aptos" w:hAnsi="Aptos" w:eastAsia="Aptos"/>
-                <w:b/>
-                <w:color w:val="FFFFFF"/>
-                <w:sz w:val="16"/>
-              </w:rPr>
-              <w:t>Ürünün hangi yönüyle ilişkilendirilebilir?</w:t>
-            </w:r>
-          </w:p>
-        </w:tc>
-        <w:tc>
-          <w:tcPr>
-            <w:tcW w:type="dxa" w:w="2409"/>
-            <w:vAlign w:val="center"/>
-            <w:shd w:fill="C2410C"/>
-            <w:tcBorders>
-              <w:top w:val="single" w:sz="4" w:color="D1D5DB"/>
-              <w:left w:val="single" w:sz="4" w:color="D1D5DB"/>
-              <w:bottom w:val="single" w:sz="4" w:color="D1D5DB"/>
-              <w:right w:val="single" w:sz="4" w:color="D1D5DB"/>
-            </w:tcBorders>
-          </w:tcPr>
-          <w:p>
-            <w:pPr>
-              <w:spacing w:after="0"/>
-            </w:pPr>
-            <w:r>
-              <w:rPr>
-                <w:rFonts w:ascii="Aptos" w:hAnsi="Aptos" w:eastAsia="Aptos"/>
-                <w:b/>
-                <w:color w:val="FFFFFF"/>
-                <w:sz w:val="16"/>
-              </w:rPr>
-              <w:t>Bakılacak resmî/güvenilir kaynak</w:t>
-            </w:r>
-          </w:p>
-        </w:tc>
-        <w:tc>
-          <w:tcPr>
-            <w:tcW w:type="dxa" w:w="2409"/>
-            <w:vAlign w:val="center"/>
-            <w:shd w:fill="C2410C"/>
-            <w:tcBorders>
-              <w:top w:val="single" w:sz="4" w:color="D1D5DB"/>
-              <w:left w:val="single" w:sz="4" w:color="D1D5DB"/>
-              <w:bottom w:val="single" w:sz="4" w:color="D1D5DB"/>
-              <w:right w:val="single" w:sz="4" w:color="D1D5DB"/>
-            </w:tcBorders>
-          </w:tcPr>
-          <w:p>
-            <w:pPr>
-              <w:spacing w:after="0"/>
-            </w:pPr>
-            <w:r>
-              <w:rPr>
-                <w:rFonts w:ascii="Aptos" w:hAnsi="Aptos" w:eastAsia="Aptos"/>
-                <w:b/>
-                <w:color w:val="FFFFFF"/>
-                <w:sz w:val="16"/>
-              </w:rPr>
-              <w:t>Araştırma sorumuz</w:t>
-            </w:r>
-          </w:p>
-        </w:tc>
-      </w:tr>
-      <w:tr>
-        <w:trPr>
-          <w:cantSplit/>
-        </w:trPr>
-        <w:tc>
-          <w:tcPr>
-            <w:tcW w:type="dxa" w:w="2409"/>
-            <w:vAlign w:val="center"/>
-            <w:shd w:fill="FFFFFF"/>
-            <w:tcBorders>
-              <w:top w:val="single" w:sz="4" w:color="D1D5DB"/>
-              <w:left w:val="single" w:sz="4" w:color="D1D5DB"/>
-              <w:bottom w:val="single" w:sz="4" w:color="D1D5DB"/>
-              <w:right w:val="single" w:sz="4" w:color="D1D5DB"/>
-            </w:tcBorders>
-          </w:tcPr>
-          <w:p>
-            <w:pPr>
-              <w:spacing w:after="0"/>
-            </w:pPr>
-            <w:r>
-              <w:rPr>
-                <w:rFonts w:ascii="Aptos" w:hAnsi="Aptos" w:eastAsia="Aptos"/>
-                <w:b w:val="0"/>
-                <w:color w:val="1F2937"/>
-                <w:sz w:val="16"/>
-              </w:rPr>
-              <w:t>Patent / faydalı model</w:t>
-            </w:r>
-          </w:p>
-        </w:tc>
-        <w:tc>
-          <w:tcPr>
-            <w:tcW w:type="dxa" w:w="2409"/>
-            <w:vAlign w:val="center"/>
-            <w:shd w:fill="FFFFFF"/>
-            <w:tcBorders>
-              <w:top w:val="single" w:sz="4" w:color="D1D5DB"/>
-              <w:left w:val="single" w:sz="4" w:color="D1D5DB"/>
-              <w:bottom w:val="single" w:sz="4" w:color="D1D5DB"/>
-              <w:right w:val="single" w:sz="4" w:color="D1D5DB"/>
-            </w:tcBorders>
-          </w:tcPr>
-          <w:p>
-            <w:pPr>
-              <w:spacing w:after="0"/>
-            </w:pPr>
-          </w:p>
-        </w:tc>
-        <w:tc>
-          <w:tcPr>
-            <w:tcW w:type="dxa" w:w="2409"/>
-            <w:vAlign w:val="center"/>
-            <w:shd w:fill="FFFFFF"/>
-            <w:tcBorders>
-              <w:top w:val="single" w:sz="4" w:color="D1D5DB"/>
-              <w:left w:val="single" w:sz="4" w:color="D1D5DB"/>
-              <w:bottom w:val="single" w:sz="4" w:color="D1D5DB"/>
-              <w:right w:val="single" w:sz="4" w:color="D1D5DB"/>
-            </w:tcBorders>
-          </w:tcPr>
-          <w:p>
-            <w:pPr>
-              <w:spacing w:after="0"/>
-            </w:pPr>
-          </w:p>
-        </w:tc>
-        <w:tc>
-          <w:tcPr>
-            <w:tcW w:type="dxa" w:w="2409"/>
-            <w:vAlign w:val="center"/>
-            <w:shd w:fill="FFFFFF"/>
-            <w:tcBorders>
-              <w:top w:val="single" w:sz="4" w:color="D1D5DB"/>
-              <w:left w:val="single" w:sz="4" w:color="D1D5DB"/>
-              <w:bottom w:val="single" w:sz="4" w:color="D1D5DB"/>
-              <w:right w:val="single" w:sz="4" w:color="D1D5DB"/>
-            </w:tcBorders>
-          </w:tcPr>
-          <w:p>
-            <w:pPr>
-              <w:spacing w:after="0"/>
-            </w:pPr>
-          </w:p>
-        </w:tc>
-      </w:tr>
-      <w:tr>
-        <w:trPr>
-          <w:cantSplit/>
-        </w:trPr>
-        <w:tc>
-          <w:tcPr>
-            <w:tcW w:type="dxa" w:w="2409"/>
-            <w:vAlign w:val="center"/>
-            <w:shd w:fill="FFF8F3"/>
-            <w:tcBorders>
-              <w:top w:val="single" w:sz="4" w:color="D1D5DB"/>
-              <w:left w:val="single" w:sz="4" w:color="D1D5DB"/>
-              <w:bottom w:val="single" w:sz="4" w:color="D1D5DB"/>
-              <w:right w:val="single" w:sz="4" w:color="D1D5DB"/>
-            </w:tcBorders>
-          </w:tcPr>
-          <w:p>
-            <w:pPr>
-              <w:spacing w:after="0"/>
-            </w:pPr>
-            <w:r>
-              <w:rPr>
-                <w:rFonts w:ascii="Aptos" w:hAnsi="Aptos" w:eastAsia="Aptos"/>
-                <w:b w:val="0"/>
-                <w:color w:val="1F2937"/>
-                <w:sz w:val="16"/>
-              </w:rPr>
-              <w:t>Marka</w:t>
-            </w:r>
-          </w:p>
-        </w:tc>
-        <w:tc>
-          <w:tcPr>
-            <w:tcW w:type="dxa" w:w="2409"/>
-            <w:vAlign w:val="center"/>
-            <w:shd w:fill="FFF8F3"/>
-            <w:tcBorders>
-              <w:top w:val="single" w:sz="4" w:color="D1D5DB"/>
-              <w:left w:val="single" w:sz="4" w:color="D1D5DB"/>
-              <w:bottom w:val="single" w:sz="4" w:color="D1D5DB"/>
-              <w:right w:val="single" w:sz="4" w:color="D1D5DB"/>
-            </w:tcBorders>
-          </w:tcPr>
-          <w:p>
-            <w:pPr>
-              <w:spacing w:after="0"/>
-            </w:pPr>
-          </w:p>
-        </w:tc>
-        <w:tc>
-          <w:tcPr>
-            <w:tcW w:type="dxa" w:w="2409"/>
-            <w:vAlign w:val="center"/>
-            <w:shd w:fill="FFF8F3"/>
-            <w:tcBorders>
-              <w:top w:val="single" w:sz="4" w:color="D1D5DB"/>
-              <w:left w:val="single" w:sz="4" w:color="D1D5DB"/>
-              <w:bottom w:val="single" w:sz="4" w:color="D1D5DB"/>
-              <w:right w:val="single" w:sz="4" w:color="D1D5DB"/>
-            </w:tcBorders>
-          </w:tcPr>
-          <w:p>
-            <w:pPr>
-              <w:spacing w:after="0"/>
-            </w:pPr>
-          </w:p>
-        </w:tc>
-        <w:tc>
-          <w:tcPr>
-            <w:tcW w:type="dxa" w:w="2409"/>
-            <w:vAlign w:val="center"/>
-            <w:shd w:fill="FFF8F3"/>
-            <w:tcBorders>
-              <w:top w:val="single" w:sz="4" w:color="D1D5DB"/>
-              <w:left w:val="single" w:sz="4" w:color="D1D5DB"/>
-              <w:bottom w:val="single" w:sz="4" w:color="D1D5DB"/>
-              <w:right w:val="single" w:sz="4" w:color="D1D5DB"/>
-            </w:tcBorders>
-          </w:tcPr>
-          <w:p>
-            <w:pPr>
-              <w:spacing w:after="0"/>
-            </w:pPr>
-          </w:p>
-        </w:tc>
-      </w:tr>
-      <w:tr>
-        <w:trPr>
-          <w:cantSplit/>
-        </w:trPr>
-        <w:tc>
-          <w:tcPr>
-            <w:tcW w:type="dxa" w:w="2409"/>
-            <w:vAlign w:val="center"/>
-            <w:shd w:fill="FFFFFF"/>
-            <w:tcBorders>
-              <w:top w:val="single" w:sz="4" w:color="D1D5DB"/>
-              <w:left w:val="single" w:sz="4" w:color="D1D5DB"/>
-              <w:bottom w:val="single" w:sz="4" w:color="D1D5DB"/>
-              <w:right w:val="single" w:sz="4" w:color="D1D5DB"/>
-            </w:tcBorders>
-          </w:tcPr>
-          <w:p>
-            <w:pPr>
-              <w:spacing w:after="0"/>
-            </w:pPr>
-            <w:r>
-              <w:rPr>
-                <w:rFonts w:ascii="Aptos" w:hAnsi="Aptos" w:eastAsia="Aptos"/>
-                <w:b w:val="0"/>
-                <w:color w:val="1F2937"/>
-                <w:sz w:val="16"/>
-              </w:rPr>
-              <w:t>Tasarım tescili</w:t>
-            </w:r>
-          </w:p>
-        </w:tc>
-        <w:tc>
-          <w:tcPr>
-            <w:tcW w:type="dxa" w:w="2409"/>
-            <w:vAlign w:val="center"/>
-            <w:shd w:fill="FFFFFF"/>
-            <w:tcBorders>
-              <w:top w:val="single" w:sz="4" w:color="D1D5DB"/>
-              <w:left w:val="single" w:sz="4" w:color="D1D5DB"/>
-              <w:bottom w:val="single" w:sz="4" w:color="D1D5DB"/>
-              <w:right w:val="single" w:sz="4" w:color="D1D5DB"/>
-            </w:tcBorders>
-          </w:tcPr>
-          <w:p>
-            <w:pPr>
-              <w:spacing w:after="0"/>
-            </w:pPr>
-          </w:p>
-        </w:tc>
-        <w:tc>
-          <w:tcPr>
-            <w:tcW w:type="dxa" w:w="2409"/>
-            <w:vAlign w:val="center"/>
-            <w:shd w:fill="FFFFFF"/>
-            <w:tcBorders>
-              <w:top w:val="single" w:sz="4" w:color="D1D5DB"/>
-              <w:left w:val="single" w:sz="4" w:color="D1D5DB"/>
-              <w:bottom w:val="single" w:sz="4" w:color="D1D5DB"/>
-              <w:right w:val="single" w:sz="4" w:color="D1D5DB"/>
-            </w:tcBorders>
-          </w:tcPr>
-          <w:p>
-            <w:pPr>
-              <w:spacing w:after="0"/>
-            </w:pPr>
-          </w:p>
-        </w:tc>
-        <w:tc>
-          <w:tcPr>
-            <w:tcW w:type="dxa" w:w="2409"/>
-            <w:vAlign w:val="center"/>
-            <w:shd w:fill="FFFFFF"/>
-            <w:tcBorders>
-              <w:top w:val="single" w:sz="4" w:color="D1D5DB"/>
-              <w:left w:val="single" w:sz="4" w:color="D1D5DB"/>
-              <w:bottom w:val="single" w:sz="4" w:color="D1D5DB"/>
-              <w:right w:val="single" w:sz="4" w:color="D1D5DB"/>
-            </w:tcBorders>
-          </w:tcPr>
-          <w:p>
-            <w:pPr>
-              <w:spacing w:after="0"/>
-            </w:pPr>
-          </w:p>
-        </w:tc>
-      </w:tr>
-      <w:tr>
-        <w:trPr>
-          <w:cantSplit/>
-        </w:trPr>
-        <w:tc>
-          <w:tcPr>
-            <w:tcW w:type="dxa" w:w="2409"/>
-            <w:vAlign w:val="center"/>
-            <w:shd w:fill="FFF8F3"/>
-            <w:tcBorders>
-              <w:top w:val="single" w:sz="4" w:color="D1D5DB"/>
-              <w:left w:val="single" w:sz="4" w:color="D1D5DB"/>
-              <w:bottom w:val="single" w:sz="4" w:color="D1D5DB"/>
-              <w:right w:val="single" w:sz="4" w:color="D1D5DB"/>
-            </w:tcBorders>
-          </w:tcPr>
-          <w:p>
-            <w:pPr>
-              <w:spacing w:after="0"/>
-            </w:pPr>
-            <w:r>
-              <w:rPr>
-                <w:rFonts w:ascii="Aptos" w:hAnsi="Aptos" w:eastAsia="Aptos"/>
-                <w:b w:val="0"/>
-                <w:color w:val="1F2937"/>
-                <w:sz w:val="16"/>
-              </w:rPr>
-              <w:t>Telif hakkı</w:t>
-            </w:r>
-          </w:p>
-        </w:tc>
-        <w:tc>
-          <w:tcPr>
-            <w:tcW w:type="dxa" w:w="2409"/>
-            <w:vAlign w:val="center"/>
-            <w:shd w:fill="FFF8F3"/>
-            <w:tcBorders>
-              <w:top w:val="single" w:sz="4" w:color="D1D5DB"/>
-              <w:left w:val="single" w:sz="4" w:color="D1D5DB"/>
-              <w:bottom w:val="single" w:sz="4" w:color="D1D5DB"/>
-              <w:right w:val="single" w:sz="4" w:color="D1D5DB"/>
-            </w:tcBorders>
-          </w:tcPr>
-          <w:p>
-            <w:pPr>
-              <w:spacing w:after="0"/>
-            </w:pPr>
-          </w:p>
-        </w:tc>
-        <w:tc>
-          <w:tcPr>
-            <w:tcW w:type="dxa" w:w="2409"/>
-            <w:vAlign w:val="center"/>
-            <w:shd w:fill="FFF8F3"/>
-            <w:tcBorders>
-              <w:top w:val="single" w:sz="4" w:color="D1D5DB"/>
-              <w:left w:val="single" w:sz="4" w:color="D1D5DB"/>
-              <w:bottom w:val="single" w:sz="4" w:color="D1D5DB"/>
-              <w:right w:val="single" w:sz="4" w:color="D1D5DB"/>
-            </w:tcBorders>
-          </w:tcPr>
-          <w:p>
-            <w:pPr>
-              <w:spacing w:after="0"/>
-            </w:pPr>
-          </w:p>
-        </w:tc>
-        <w:tc>
-          <w:tcPr>
-            <w:tcW w:type="dxa" w:w="2409"/>
-            <w:vAlign w:val="center"/>
-            <w:shd w:fill="FFF8F3"/>
-            <w:tcBorders>
-              <w:top w:val="single" w:sz="4" w:color="D1D5DB"/>
-              <w:left w:val="single" w:sz="4" w:color="D1D5DB"/>
-              <w:bottom w:val="single" w:sz="4" w:color="D1D5DB"/>
-              <w:right w:val="single" w:sz="4" w:color="D1D5DB"/>
-            </w:tcBorders>
-          </w:tcPr>
-          <w:p>
-            <w:pPr>
-              <w:spacing w:after="0"/>
-            </w:pPr>
-          </w:p>
-        </w:tc>
-      </w:tr>
-    </w:tbl>
-    <w:p/>
-    <w:p>
-      <w:r>
-        <w:rPr>
-          <w:rFonts w:ascii="Aptos" w:hAnsi="Aptos" w:eastAsia="Aptos"/>
-          <w:b w:val="0"/>
-          <w:color w:val="1F2937"/>
-          <w:sz w:val="20"/>
-        </w:rPr>
-        <w:t>Emeğe saygı için dikkat edeceğimiz davranış: ___________________________</w:t>
-      </w:r>
-    </w:p>
-    <w:p>
-      <w:r>
-        <w:rPr>
-          <w:rFonts w:ascii="Aptos" w:hAnsi="Aptos" w:eastAsia="Aptos"/>
-          <w:b w:val="0"/>
-          <w:color w:val="1F2937"/>
-          <w:sz w:val="20"/>
-        </w:rPr>
-        <w:t>Kişisel veri güvenliği için yapmayacağımız şey: _________________________</w:t>
-      </w:r>
-    </w:p>
-    <w:p>
-      <w:pPr>
-        <w:keepNext/>
-      </w:pPr>
-      <w:r>
-        <w:rPr>
-          <w:rFonts w:ascii="Aptos" w:hAnsi="Aptos" w:eastAsia="Aptos"/>
-          <w:b/>
-          <w:color w:val="EA580C"/>
-          <w:sz w:val="24"/>
-        </w:rPr>
-        <w:t>Grup yansıtması ve kontrol</w:t>
-      </w:r>
-    </w:p>
-    <w:p>
-      <w:r>
-        <w:rPr>
-          <w:rFonts w:ascii="Aptos" w:hAnsi="Aptos" w:eastAsia="Aptos"/>
-          <w:b w:val="0"/>
-          <w:color w:val="1F2937"/>
-          <w:sz w:val="20"/>
-        </w:rPr>
-        <w:t>Bir ürünün teknik çözümü, görünüşü, adı/işareti ve özgün içeriğinin farklı olabileceğini gösteren örneğimiz:</w:t>
-      </w:r>
-    </w:p>
-    <w:p>
-      <w:r>
-        <w:rPr>
-          <w:rFonts w:ascii="Aptos" w:hAnsi="Aptos" w:eastAsia="Aptos"/>
-          <w:b w:val="0"/>
-          <w:color w:val="1F2937"/>
-          <w:sz w:val="20"/>
-        </w:rPr>
-        <w:t>_______________________________________________________________</w:t>
-      </w:r>
-    </w:p>
-    <w:p>
-      <w:pPr>
-        <w:pStyle w:val="ListBullet"/>
-      </w:pPr>
-      <w:r>
-        <w:rPr>
-          <w:rFonts w:ascii="Aptos" w:hAnsi="Aptos" w:eastAsia="Aptos"/>
-          <w:b w:val="0"/>
-          <w:color w:val="1F2937"/>
-          <w:sz w:val="20"/>
-        </w:rPr>
-        <w:t>Dört başlık için ilk araştırma notu yazdık.</w:t>
-      </w:r>
-    </w:p>
-    <w:p>
-      <w:pPr>
-        <w:pStyle w:val="ListBullet"/>
-      </w:pPr>
-      <w:r>
-        <w:rPr>
-          <w:rFonts w:ascii="Aptos" w:hAnsi="Aptos" w:eastAsia="Aptos"/>
-          <w:b w:val="0"/>
-          <w:color w:val="1F2937"/>
-          <w:sz w:val="20"/>
-        </w:rPr>
-        <w:t>En az bir resmî kaynağı adlandırdık.</w:t>
-      </w:r>
-    </w:p>
-    <w:p>
-      <w:pPr>
-        <w:pStyle w:val="ListBullet"/>
-      </w:pPr>
-      <w:r>
-        <w:rPr>
-          <w:rFonts w:ascii="Aptos" w:hAnsi="Aptos" w:eastAsia="Aptos"/>
-          <w:b w:val="0"/>
-          <w:color w:val="1F2937"/>
-          <w:sz w:val="20"/>
-        </w:rPr>
-        <w:t>Kesin karar yerine araştırma sorusu kurduk.</w:t>
-      </w:r>
-    </w:p>
-    <w:p>
-      <w:pPr>
-        <w:pStyle w:val="ListBullet"/>
-      </w:pPr>
-      <w:r>
-        <w:rPr>
-          <w:rFonts w:ascii="Aptos" w:hAnsi="Aptos" w:eastAsia="Aptos"/>
-          <w:b w:val="0"/>
-          <w:color w:val="1F2937"/>
-          <w:sz w:val="20"/>
-        </w:rPr>
-        <w:t>Kişisel veri ve emeğe saygı konusunu konuştuk.</w:t>
-      </w:r>
-    </w:p>
-    <w:p>
-      <w:r>
-        <w:br w:type="page"/>
-      </w:r>
-    </w:p>
-    <w:p>
-      <w:pPr>
-        <w:keepNext/>
-      </w:pPr>
-      <w:r>
-        <w:rPr>
-          <w:rFonts w:ascii="Aptos" w:hAnsi="Aptos" w:eastAsia="Aptos"/>
-          <w:b/>
-          <w:color w:val="EA580C"/>
-          <w:sz w:val="24"/>
-        </w:rPr>
-        <w:t>GRUP KOPYASI 3 — Koruma kontrolü ve galeri dönüt kartları</w:t>
-      </w:r>
-    </w:p>
-    <w:p>
-      <w:r>
-        <w:rPr>
-          <w:rFonts w:ascii="Aptos" w:hAnsi="Aptos" w:eastAsia="Aptos"/>
-          <w:b w:val="0"/>
-          <w:color w:val="1F2937"/>
-          <w:sz w:val="20"/>
-        </w:rPr>
-        <w:t>**Grup adı:** ___________________________  **Tarih:** __________&lt;br/&gt;</w:t>
-      </w:r>
-    </w:p>
-    <w:p>
-      <w:r>
-        <w:rPr>
-          <w:rFonts w:ascii="Aptos" w:hAnsi="Aptos" w:eastAsia="Aptos"/>
-          <w:b w:val="0"/>
-          <w:color w:val="1F2937"/>
-          <w:sz w:val="20"/>
-        </w:rPr>
-        <w:t>**Üye 1:** __________________  **Üye 2:** __________________  **Üye 3:** __________________</w:t>
-      </w:r>
-    </w:p>
-    <w:p>
-      <w:pPr>
-        <w:shd w:fill="FFF7ED"/>
-      </w:pPr>
-      <w:r>
-        <w:rPr>
-          <w:rFonts w:ascii="Aptos" w:hAnsi="Aptos" w:eastAsia="Aptos"/>
-          <w:b w:val="0"/>
-          <w:color w:val="1F2937"/>
-          <w:sz w:val="20"/>
-        </w:rPr>
-        <w:t>**Yönerge:** Üst kartı 7. derste, alt kartı 8. derste kullanın. Her kart kısa sürer; bireysel Koruma Dosyası veya Sunum Kartlarının yerine geçmez. Kişiyi değil kanıtı ve açıklamayı geliştiren bir dil kullanın.</w:t>
-      </w:r>
-    </w:p>
-    <w:p>
-      <w:pPr>
-        <w:shd w:fill="FFF7ED"/>
-      </w:pPr>
-    </w:p>
-    <w:p>
-      <w:pPr>
-        <w:shd w:fill="FFF7ED"/>
-      </w:pPr>
-      <w:r>
-        <w:rPr>
-          <w:rFonts w:ascii="Aptos" w:hAnsi="Aptos" w:eastAsia="Aptos"/>
-          <w:b w:val="0"/>
-          <w:color w:val="1F2937"/>
-          <w:sz w:val="20"/>
-        </w:rPr>
-        <w:t>**Süre:** Ders 7: 5 dakika; Ders 8: 20 dakika&lt;br/&gt;</w:t>
-      </w:r>
-    </w:p>
-    <w:p>
-      <w:pPr>
-        <w:shd w:fill="FFF7ED"/>
-      </w:pPr>
-      <w:r>
-        <w:rPr>
-          <w:rFonts w:ascii="Aptos" w:hAnsi="Aptos" w:eastAsia="Aptos"/>
-          <w:b w:val="0"/>
-          <w:color w:val="1F2937"/>
-          <w:sz w:val="20"/>
-        </w:rPr>
-        <w:t>**Ortak kanıt:** Kaynak görünürlüğü kontrolü ve iki yapıcı galeri dönütü</w:t>
-      </w:r>
-    </w:p>
-    <w:p>
-      <w:r>
-        <w:rPr>
-          <w:rFonts w:ascii="Aptos" w:hAnsi="Aptos" w:eastAsia="Aptos"/>
-          <w:b w:val="0"/>
-          <w:color w:val="1F2937"/>
-          <w:sz w:val="20"/>
-        </w:rPr>
-        <w:t>**İlgili öğrenme çıktıları:** TT.8.1.2 ve TT.8.1.3&lt;br/&gt;</w:t>
-      </w:r>
-    </w:p>
-    <w:p>
-      <w:r>
-        <w:rPr>
-          <w:rFonts w:ascii="Aptos" w:hAnsi="Aptos" w:eastAsia="Aptos"/>
-          <w:b w:val="0"/>
-          <w:color w:val="1F2937"/>
-          <w:sz w:val="20"/>
-        </w:rPr>
-        <w:t>**Beceri odağı:** KB2.6 Bilgi Toplama, SDB2.1 İletişim, SDB2.3 Sosyal Farkındalık, E3.5 Açık Fikirlilik, D4 Dostluk</w:t>
-      </w:r>
-    </w:p>
-    <w:p>
-      <w:pPr>
-        <w:keepNext/>
-      </w:pPr>
-      <w:r>
-        <w:rPr>
-          <w:rFonts w:ascii="Aptos" w:hAnsi="Aptos" w:eastAsia="Aptos"/>
-          <w:b/>
-          <w:color w:val="EA580C"/>
-          <w:sz w:val="24"/>
-        </w:rPr>
-        <w:t>KART A — Ders 7: Kaynağı görebildim mi?</w:t>
-      </w:r>
-    </w:p>
-    <w:tbl>
-      <w:tblPr>
-        <w:tblW w:type="auto" w:w="0"/>
-        <w:tblLook w:firstColumn="1" w:firstRow="1" w:lastColumn="0" w:lastRow="0" w:noHBand="0" w:noVBand="1" w:val="04A0"/>
-      </w:tblPr>
-      <w:tblGrid>
-        <w:gridCol w:w="2409"/>
-        <w:gridCol w:w="2409"/>
-        <w:gridCol w:w="2409"/>
-        <w:gridCol w:w="2409"/>
-      </w:tblGrid>
-      <w:tr>
-        <w:trPr>
-          <w:cantSplit/>
-          <w:tblHeader w:val="true"/>
-        </w:trPr>
-        <w:tc>
-          <w:tcPr>
-            <w:tcW w:type="dxa" w:w="2409"/>
-            <w:vAlign w:val="center"/>
-            <w:shd w:fill="C2410C"/>
-            <w:tcBorders>
-              <w:top w:val="single" w:sz="4" w:color="D1D5DB"/>
-              <w:left w:val="single" w:sz="4" w:color="D1D5DB"/>
-              <w:bottom w:val="single" w:sz="4" w:color="D1D5DB"/>
-              <w:right w:val="single" w:sz="4" w:color="D1D5DB"/>
-            </w:tcBorders>
-          </w:tcPr>
-          <w:p>
-            <w:pPr>
-              <w:spacing w:after="0"/>
-            </w:pPr>
-            <w:r>
-              <w:rPr>
-                <w:rFonts w:ascii="Aptos" w:hAnsi="Aptos" w:eastAsia="Aptos"/>
-                <w:b/>
-                <w:color w:val="FFFFFF"/>
-                <w:sz w:val="16"/>
-              </w:rPr>
-              <w:t>Dosya sahibi</w:t>
-            </w:r>
-          </w:p>
-        </w:tc>
-        <w:tc>
-          <w:tcPr>
-            <w:tcW w:type="dxa" w:w="2409"/>
-            <w:vAlign w:val="center"/>
-            <w:shd w:fill="C2410C"/>
-            <w:tcBorders>
-              <w:top w:val="single" w:sz="4" w:color="D1D5DB"/>
-              <w:left w:val="single" w:sz="4" w:color="D1D5DB"/>
-              <w:bottom w:val="single" w:sz="4" w:color="D1D5DB"/>
-              <w:right w:val="single" w:sz="4" w:color="D1D5DB"/>
-            </w:tcBorders>
-          </w:tcPr>
-          <w:p>
-            <w:pPr>
-              <w:spacing w:after="0"/>
-            </w:pPr>
-            <w:r>
-              <w:rPr>
-                <w:rFonts w:ascii="Aptos" w:hAnsi="Aptos" w:eastAsia="Aptos"/>
-                <w:b/>
-                <w:color w:val="FFFFFF"/>
-                <w:sz w:val="16"/>
-              </w:rPr>
-              <w:t>Kaynak kurum/sayfa görünür mü?</w:t>
-            </w:r>
-          </w:p>
-        </w:tc>
-        <w:tc>
-          <w:tcPr>
-            <w:tcW w:type="dxa" w:w="2409"/>
-            <w:vAlign w:val="center"/>
-            <w:shd w:fill="C2410C"/>
-            <w:tcBorders>
-              <w:top w:val="single" w:sz="4" w:color="D1D5DB"/>
-              <w:left w:val="single" w:sz="4" w:color="D1D5DB"/>
-              <w:bottom w:val="single" w:sz="4" w:color="D1D5DB"/>
-              <w:right w:val="single" w:sz="4" w:color="D1D5DB"/>
-            </w:tcBorders>
-          </w:tcPr>
-          <w:p>
-            <w:pPr>
-              <w:spacing w:after="0"/>
-            </w:pPr>
-            <w:r>
-              <w:rPr>
-                <w:rFonts w:ascii="Aptos" w:hAnsi="Aptos" w:eastAsia="Aptos"/>
-                <w:b/>
-                <w:color w:val="FFFFFF"/>
-                <w:sz w:val="16"/>
-              </w:rPr>
-              <w:t>Kaynağın desteklediği ürün yönü anlaşılır mı?</w:t>
-            </w:r>
-          </w:p>
-        </w:tc>
-        <w:tc>
-          <w:tcPr>
-            <w:tcW w:type="dxa" w:w="2409"/>
-            <w:vAlign w:val="center"/>
-            <w:shd w:fill="C2410C"/>
-            <w:tcBorders>
-              <w:top w:val="single" w:sz="4" w:color="D1D5DB"/>
-              <w:left w:val="single" w:sz="4" w:color="D1D5DB"/>
-              <w:bottom w:val="single" w:sz="4" w:color="D1D5DB"/>
-              <w:right w:val="single" w:sz="4" w:color="D1D5DB"/>
-            </w:tcBorders>
-          </w:tcPr>
-          <w:p>
-            <w:pPr>
-              <w:spacing w:after="0"/>
-            </w:pPr>
-            <w:r>
-              <w:rPr>
-                <w:rFonts w:ascii="Aptos" w:hAnsi="Aptos" w:eastAsia="Aptos"/>
-                <w:b/>
-                <w:color w:val="FFFFFF"/>
-                <w:sz w:val="16"/>
-              </w:rPr>
-              <w:t>Yapıcı soru</w:t>
-            </w:r>
-          </w:p>
-        </w:tc>
-      </w:tr>
-      <w:tr>
-        <w:trPr>
-          <w:cantSplit/>
-        </w:trPr>
-        <w:tc>
-          <w:tcPr>
-            <w:tcW w:type="dxa" w:w="2409"/>
-            <w:vAlign w:val="center"/>
-            <w:shd w:fill="FFFFFF"/>
-            <w:tcBorders>
-              <w:top w:val="single" w:sz="4" w:color="D1D5DB"/>
-              <w:left w:val="single" w:sz="4" w:color="D1D5DB"/>
-              <w:bottom w:val="single" w:sz="4" w:color="D1D5DB"/>
-              <w:right w:val="single" w:sz="4" w:color="D1D5DB"/>
-            </w:tcBorders>
-          </w:tcPr>
-          <w:p>
-            <w:pPr>
-              <w:spacing w:after="0"/>
-            </w:pPr>
-            <w:r>
-              <w:rPr>
-                <w:rFonts w:ascii="Aptos" w:hAnsi="Aptos" w:eastAsia="Aptos"/>
-                <w:b w:val="0"/>
-                <w:color w:val="1F2937"/>
-                <w:sz w:val="16"/>
-              </w:rPr>
-              <w:t>Üye 1</w:t>
-            </w:r>
-          </w:p>
-        </w:tc>
-        <w:tc>
-          <w:tcPr>
-            <w:tcW w:type="dxa" w:w="2409"/>
-            <w:vAlign w:val="center"/>
-            <w:shd w:fill="FFFFFF"/>
-            <w:tcBorders>
-              <w:top w:val="single" w:sz="4" w:color="D1D5DB"/>
-              <w:left w:val="single" w:sz="4" w:color="D1D5DB"/>
-              <w:bottom w:val="single" w:sz="4" w:color="D1D5DB"/>
-              <w:right w:val="single" w:sz="4" w:color="D1D5DB"/>
-            </w:tcBorders>
-          </w:tcPr>
-          <w:p>
-            <w:pPr>
-              <w:spacing w:after="0"/>
-            </w:pPr>
-            <w:r>
-              <w:rPr>
-                <w:rFonts w:ascii="Aptos" w:hAnsi="Aptos" w:eastAsia="Aptos"/>
-                <w:b w:val="0"/>
-                <w:color w:val="1F2937"/>
-                <w:sz w:val="16"/>
-              </w:rPr>
-              <w:t>□ Evet □ Kısmen □ Hayır</w:t>
-            </w:r>
-          </w:p>
-        </w:tc>
-        <w:tc>
-          <w:tcPr>
-            <w:tcW w:type="dxa" w:w="2409"/>
-            <w:vAlign w:val="center"/>
-            <w:shd w:fill="FFFFFF"/>
-            <w:tcBorders>
-              <w:top w:val="single" w:sz="4" w:color="D1D5DB"/>
-              <w:left w:val="single" w:sz="4" w:color="D1D5DB"/>
-              <w:bottom w:val="single" w:sz="4" w:color="D1D5DB"/>
-              <w:right w:val="single" w:sz="4" w:color="D1D5DB"/>
-            </w:tcBorders>
-          </w:tcPr>
-          <w:p>
-            <w:pPr>
-              <w:spacing w:after="0"/>
-            </w:pPr>
-            <w:r>
-              <w:rPr>
-                <w:rFonts w:ascii="Aptos" w:hAnsi="Aptos" w:eastAsia="Aptos"/>
-                <w:b w:val="0"/>
-                <w:color w:val="1F2937"/>
-                <w:sz w:val="16"/>
-              </w:rPr>
-              <w:t>□ Evet □ Kısmen □ Hayır</w:t>
-            </w:r>
-          </w:p>
-        </w:tc>
-        <w:tc>
-          <w:tcPr>
-            <w:tcW w:type="dxa" w:w="2409"/>
-            <w:vAlign w:val="center"/>
-            <w:shd w:fill="FFFFFF"/>
-            <w:tcBorders>
-              <w:top w:val="single" w:sz="4" w:color="D1D5DB"/>
-              <w:left w:val="single" w:sz="4" w:color="D1D5DB"/>
-              <w:bottom w:val="single" w:sz="4" w:color="D1D5DB"/>
-              <w:right w:val="single" w:sz="4" w:color="D1D5DB"/>
-            </w:tcBorders>
-          </w:tcPr>
-          <w:p>
-            <w:pPr>
-              <w:spacing w:after="0"/>
-            </w:pPr>
-          </w:p>
-        </w:tc>
-      </w:tr>
-      <w:tr>
-        <w:trPr>
-          <w:cantSplit/>
-        </w:trPr>
-        <w:tc>
-          <w:tcPr>
-            <w:tcW w:type="dxa" w:w="2409"/>
-            <w:vAlign w:val="center"/>
-            <w:shd w:fill="FFF8F3"/>
-            <w:tcBorders>
-              <w:top w:val="single" w:sz="4" w:color="D1D5DB"/>
-              <w:left w:val="single" w:sz="4" w:color="D1D5DB"/>
-              <w:bottom w:val="single" w:sz="4" w:color="D1D5DB"/>
-              <w:right w:val="single" w:sz="4" w:color="D1D5DB"/>
-            </w:tcBorders>
-          </w:tcPr>
-          <w:p>
-            <w:pPr>
-              <w:spacing w:after="0"/>
-            </w:pPr>
-            <w:r>
-              <w:rPr>
-                <w:rFonts w:ascii="Aptos" w:hAnsi="Aptos" w:eastAsia="Aptos"/>
-                <w:b w:val="0"/>
-                <w:color w:val="1F2937"/>
-                <w:sz w:val="16"/>
-              </w:rPr>
-              <w:t>Üye 2</w:t>
-            </w:r>
-          </w:p>
-        </w:tc>
-        <w:tc>
-          <w:tcPr>
-            <w:tcW w:type="dxa" w:w="2409"/>
-            <w:vAlign w:val="center"/>
-            <w:shd w:fill="FFF8F3"/>
-            <w:tcBorders>
-              <w:top w:val="single" w:sz="4" w:color="D1D5DB"/>
-              <w:left w:val="single" w:sz="4" w:color="D1D5DB"/>
-              <w:bottom w:val="single" w:sz="4" w:color="D1D5DB"/>
-              <w:right w:val="single" w:sz="4" w:color="D1D5DB"/>
-            </w:tcBorders>
-          </w:tcPr>
-          <w:p>
-            <w:pPr>
-              <w:spacing w:after="0"/>
-            </w:pPr>
-            <w:r>
-              <w:rPr>
-                <w:rFonts w:ascii="Aptos" w:hAnsi="Aptos" w:eastAsia="Aptos"/>
-                <w:b w:val="0"/>
-                <w:color w:val="1F2937"/>
-                <w:sz w:val="16"/>
-              </w:rPr>
-              <w:t>□ Evet □ Kısmen □ Hayır</w:t>
-            </w:r>
-          </w:p>
-        </w:tc>
-        <w:tc>
-          <w:tcPr>
-            <w:tcW w:type="dxa" w:w="2409"/>
-            <w:vAlign w:val="center"/>
-            <w:shd w:fill="FFF8F3"/>
-            <w:tcBorders>
-              <w:top w:val="single" w:sz="4" w:color="D1D5DB"/>
-              <w:left w:val="single" w:sz="4" w:color="D1D5DB"/>
-              <w:bottom w:val="single" w:sz="4" w:color="D1D5DB"/>
-              <w:right w:val="single" w:sz="4" w:color="D1D5DB"/>
-            </w:tcBorders>
-          </w:tcPr>
-          <w:p>
-            <w:pPr>
-              <w:spacing w:after="0"/>
-            </w:pPr>
-            <w:r>
-              <w:rPr>
-                <w:rFonts w:ascii="Aptos" w:hAnsi="Aptos" w:eastAsia="Aptos"/>
-                <w:b w:val="0"/>
-                <w:color w:val="1F2937"/>
-                <w:sz w:val="16"/>
-              </w:rPr>
-              <w:t>□ Evet □ Kısmen □ Hayır</w:t>
-            </w:r>
-          </w:p>
-        </w:tc>
-        <w:tc>
-          <w:tcPr>
-            <w:tcW w:type="dxa" w:w="2409"/>
-            <w:vAlign w:val="center"/>
-            <w:shd w:fill="FFF8F3"/>
-            <w:tcBorders>
-              <w:top w:val="single" w:sz="4" w:color="D1D5DB"/>
-              <w:left w:val="single" w:sz="4" w:color="D1D5DB"/>
-              <w:bottom w:val="single" w:sz="4" w:color="D1D5DB"/>
-              <w:right w:val="single" w:sz="4" w:color="D1D5DB"/>
-            </w:tcBorders>
-          </w:tcPr>
-          <w:p>
-            <w:pPr>
-              <w:spacing w:after="0"/>
-            </w:pPr>
-          </w:p>
-        </w:tc>
-      </w:tr>
-      <w:tr>
-        <w:trPr>
-          <w:cantSplit/>
-        </w:trPr>
-        <w:tc>
-          <w:tcPr>
-            <w:tcW w:type="dxa" w:w="2409"/>
-            <w:vAlign w:val="center"/>
-            <w:shd w:fill="FFFFFF"/>
-            <w:tcBorders>
-              <w:top w:val="single" w:sz="4" w:color="D1D5DB"/>
-              <w:left w:val="single" w:sz="4" w:color="D1D5DB"/>
-              <w:bottom w:val="single" w:sz="4" w:color="D1D5DB"/>
-              <w:right w:val="single" w:sz="4" w:color="D1D5DB"/>
-            </w:tcBorders>
-          </w:tcPr>
-          <w:p>
-            <w:pPr>
-              <w:spacing w:after="0"/>
-            </w:pPr>
-            <w:r>
-              <w:rPr>
-                <w:rFonts w:ascii="Aptos" w:hAnsi="Aptos" w:eastAsia="Aptos"/>
-                <w:b w:val="0"/>
-                <w:color w:val="1F2937"/>
-                <w:sz w:val="16"/>
-              </w:rPr>
-              <w:t>Üye 3</w:t>
-            </w:r>
-          </w:p>
-        </w:tc>
-        <w:tc>
-          <w:tcPr>
-            <w:tcW w:type="dxa" w:w="2409"/>
-            <w:vAlign w:val="center"/>
-            <w:shd w:fill="FFFFFF"/>
-            <w:tcBorders>
-              <w:top w:val="single" w:sz="4" w:color="D1D5DB"/>
-              <w:left w:val="single" w:sz="4" w:color="D1D5DB"/>
-              <w:bottom w:val="single" w:sz="4" w:color="D1D5DB"/>
-              <w:right w:val="single" w:sz="4" w:color="D1D5DB"/>
-            </w:tcBorders>
-          </w:tcPr>
-          <w:p>
-            <w:pPr>
-              <w:spacing w:after="0"/>
-            </w:pPr>
-            <w:r>
-              <w:rPr>
-                <w:rFonts w:ascii="Aptos" w:hAnsi="Aptos" w:eastAsia="Aptos"/>
-                <w:b w:val="0"/>
-                <w:color w:val="1F2937"/>
-                <w:sz w:val="16"/>
-              </w:rPr>
-              <w:t>□ Evet □ Kısmen □ Hayır</w:t>
-            </w:r>
-          </w:p>
-        </w:tc>
-        <w:tc>
-          <w:tcPr>
-            <w:tcW w:type="dxa" w:w="2409"/>
-            <w:vAlign w:val="center"/>
-            <w:shd w:fill="FFFFFF"/>
-            <w:tcBorders>
-              <w:top w:val="single" w:sz="4" w:color="D1D5DB"/>
-              <w:left w:val="single" w:sz="4" w:color="D1D5DB"/>
-              <w:bottom w:val="single" w:sz="4" w:color="D1D5DB"/>
-              <w:right w:val="single" w:sz="4" w:color="D1D5DB"/>
-            </w:tcBorders>
-          </w:tcPr>
-          <w:p>
-            <w:pPr>
-              <w:spacing w:after="0"/>
-            </w:pPr>
-            <w:r>
-              <w:rPr>
-                <w:rFonts w:ascii="Aptos" w:hAnsi="Aptos" w:eastAsia="Aptos"/>
-                <w:b w:val="0"/>
-                <w:color w:val="1F2937"/>
-                <w:sz w:val="16"/>
-              </w:rPr>
-              <w:t>□ Evet □ Kısmen □ Hayır</w:t>
-            </w:r>
-          </w:p>
-        </w:tc>
-        <w:tc>
-          <w:tcPr>
-            <w:tcW w:type="dxa" w:w="2409"/>
-            <w:vAlign w:val="center"/>
-            <w:shd w:fill="FFFFFF"/>
-            <w:tcBorders>
-              <w:top w:val="single" w:sz="4" w:color="D1D5DB"/>
-              <w:left w:val="single" w:sz="4" w:color="D1D5DB"/>
-              <w:bottom w:val="single" w:sz="4" w:color="D1D5DB"/>
-              <w:right w:val="single" w:sz="4" w:color="D1D5DB"/>
-            </w:tcBorders>
-          </w:tcPr>
-          <w:p>
-            <w:pPr>
-              <w:spacing w:after="0"/>
-            </w:pPr>
-          </w:p>
-        </w:tc>
-      </w:tr>
-    </w:tbl>
-    <w:p/>
-    <w:p>
-      <w:pPr>
-        <w:keepNext/>
-      </w:pPr>
-      <w:r>
-        <w:rPr>
-          <w:rFonts w:ascii="Aptos" w:hAnsi="Aptos" w:eastAsia="Aptos"/>
-          <w:b/>
-          <w:color w:val="EA580C"/>
-          <w:sz w:val="24"/>
-        </w:rPr>
-        <w:t>KART B — Ders 8: Güçlü kanıt, geliştirme sorusu</w:t>
+        <w:t>İncelediğiniz inovasyon örneği: ___________________________________________________</w:t>
       </w:r>
     </w:p>
     <w:tbl>
@@ -2483,7 +115,7 @@
                 <w:color w:val="FFFFFF"/>
                 <w:sz w:val="16"/>
               </w:rPr>
-              <w:t>İncelediğimiz çalışma</w:t>
+              <w:t>Araştırma sorumuz</w:t>
             </w:r>
           </w:p>
         </w:tc>
@@ -2510,7 +142,7 @@
                 <w:color w:val="FFFFFF"/>
                 <w:sz w:val="16"/>
               </w:rPr>
-              <w:t>Görünür güçlü kanıt</w:t>
+              <w:t>Kaynak / tarih</w:t>
             </w:r>
           </w:p>
         </w:tc>
@@ -2537,7 +169,7 @@
                 <w:color w:val="FFFFFF"/>
                 <w:sz w:val="16"/>
               </w:rPr>
-              <w:t>Geliştirme sorumuz</w:t>
+              <w:t>Bu kaynak neyi destekliyor?</w:t>
             </w:r>
           </w:p>
         </w:tc>
@@ -2569,7 +201,7 @@
                 <w:color w:val="1F2937"/>
                 <w:sz w:val="16"/>
               </w:rPr>
-              <w:t>Çalışma 1</w:t>
+              <w:t>________________________</w:t>
             </w:r>
           </w:p>
         </w:tc>
@@ -2589,6 +221,15 @@
             <w:pPr>
               <w:spacing w:after="0"/>
             </w:pPr>
+            <w:r>
+              <w:rPr>
+                <w:rFonts w:ascii="Aptos" w:hAnsi="Aptos" w:eastAsia="Aptos"/>
+                <w:b w:val="0"/>
+                <w:color w:val="1F2937"/>
+                <w:sz w:val="16"/>
+              </w:rPr>
+              <w:t>________________________</w:t>
+            </w:r>
           </w:p>
         </w:tc>
         <w:tc>
@@ -2607,6 +248,15 @@
             <w:pPr>
               <w:spacing w:after="0"/>
             </w:pPr>
+            <w:r>
+              <w:rPr>
+                <w:rFonts w:ascii="Aptos" w:hAnsi="Aptos" w:eastAsia="Aptos"/>
+                <w:b w:val="0"/>
+                <w:color w:val="1F2937"/>
+                <w:sz w:val="16"/>
+              </w:rPr>
+              <w:t>________________________</w:t>
+            </w:r>
           </w:p>
         </w:tc>
       </w:tr>
@@ -2637,7 +287,7 @@
                 <w:color w:val="1F2937"/>
                 <w:sz w:val="16"/>
               </w:rPr>
-              <w:t>Çalışma 2</w:t>
+              <w:t>________________________</w:t>
             </w:r>
           </w:p>
         </w:tc>
@@ -2657,6 +307,15 @@
             <w:pPr>
               <w:spacing w:after="0"/>
             </w:pPr>
+            <w:r>
+              <w:rPr>
+                <w:rFonts w:ascii="Aptos" w:hAnsi="Aptos" w:eastAsia="Aptos"/>
+                <w:b w:val="0"/>
+                <w:color w:val="1F2937"/>
+                <w:sz w:val="16"/>
+              </w:rPr>
+              <w:t>________________________</w:t>
+            </w:r>
           </w:p>
         </w:tc>
         <w:tc>
@@ -2675,6 +334,15 @@
             <w:pPr>
               <w:spacing w:after="0"/>
             </w:pPr>
+            <w:r>
+              <w:rPr>
+                <w:rFonts w:ascii="Aptos" w:hAnsi="Aptos" w:eastAsia="Aptos"/>
+                <w:b w:val="0"/>
+                <w:color w:val="1F2937"/>
+                <w:sz w:val="16"/>
+              </w:rPr>
+              <w:t>________________________</w:t>
+            </w:r>
           </w:p>
         </w:tc>
       </w:tr>
@@ -2688,7 +356,98 @@
           <w:color w:val="1F2937"/>
           <w:sz w:val="20"/>
         </w:rPr>
-        <w:t>Güvenli galeri sözümüz: Fikir sahibine saygı duyar, izin almadan kopyalamaz; kişiyi değil kanıtı geliştiririz.</w:t>
+        <w:t>Bu örnek hangi ihtiyaca cevap veriyor?</w:t>
+      </w:r>
+    </w:p>
+    <w:p>
+      <w:r>
+        <w:rPr>
+          <w:rFonts w:ascii="Aptos" w:hAnsi="Aptos" w:eastAsia="Aptos"/>
+          <w:b w:val="0"/>
+          <w:color w:val="1F2937"/>
+          <w:sz w:val="20"/>
+        </w:rPr>
+        <w:t>________________________________________________________________________________</w:t>
+      </w:r>
+    </w:p>
+    <w:p>
+      <w:r>
+        <w:rPr>
+          <w:rFonts w:ascii="Aptos" w:hAnsi="Aptos" w:eastAsia="Aptos"/>
+          <w:b w:val="0"/>
+          <w:color w:val="1F2937"/>
+          <w:sz w:val="20"/>
+        </w:rPr>
+        <w:t>Bu örneği yalnız bir değişiklikten ayıran değer nedir?</w:t>
+      </w:r>
+    </w:p>
+    <w:p>
+      <w:r>
+        <w:rPr>
+          <w:rFonts w:ascii="Aptos" w:hAnsi="Aptos" w:eastAsia="Aptos"/>
+          <w:b w:val="0"/>
+          <w:color w:val="1F2937"/>
+          <w:sz w:val="20"/>
+        </w:rPr>
+        <w:t>________________________________________________________________________________</w:t>
+      </w:r>
+    </w:p>
+    <w:p>
+      <w:r>
+        <w:rPr>
+          <w:rFonts w:ascii="Aptos" w:hAnsi="Aptos" w:eastAsia="Aptos"/>
+          <w:b w:val="0"/>
+          <w:color w:val="1F2937"/>
+          <w:sz w:val="20"/>
+        </w:rPr>
+        <w:t>Kontrol:</w:t>
+      </w:r>
+    </w:p>
+    <w:p>
+      <w:pPr>
+        <w:pStyle w:val="ListBullet"/>
+      </w:pPr>
+      <w:r>
+        <w:rPr>
+          <w:rFonts w:ascii="Aptos" w:hAnsi="Aptos" w:eastAsia="Aptos"/>
+          <w:b w:val="0"/>
+          <w:color w:val="1F2937"/>
+          <w:sz w:val="20"/>
+        </w:rPr>
+        <w:t>Kaynakta kurum/yazar ve tarih var.</w:t>
+      </w:r>
+    </w:p>
+    <w:p>
+      <w:pPr>
+        <w:pStyle w:val="ListBullet"/>
+      </w:pPr>
+      <w:r>
+        <w:rPr>
+          <w:rFonts w:ascii="Aptos" w:hAnsi="Aptos" w:eastAsia="Aptos"/>
+          <w:b w:val="0"/>
+          <w:color w:val="1F2937"/>
+          <w:sz w:val="20"/>
+        </w:rPr>
+        <w:t>İddiamızın yanında kanıt notu var.</w:t>
+      </w:r>
+    </w:p>
+    <w:p>
+      <w:pPr>
+        <w:pStyle w:val="ListBullet"/>
+      </w:pPr>
+      <w:r>
+        <w:rPr>
+          <w:rFonts w:ascii="Aptos" w:hAnsi="Aptos" w:eastAsia="Aptos"/>
+          <w:b w:val="0"/>
+          <w:color w:val="1F2937"/>
+          <w:sz w:val="20"/>
+        </w:rPr>
+        <w:t>En az bir bilgiyi ikinci kaynakla kontrol ettik.</w:t>
+      </w:r>
+    </w:p>
+    <w:p>
+      <w:r>
+        <w:br w:type="page"/>
       </w:r>
     </w:p>
     <w:p>
@@ -2702,7 +461,7 @@
           <w:color w:val="EA580C"/>
           <w:sz w:val="24"/>
         </w:rPr>
-        <w:t>Grup yansıtması ve kontrol</w:t>
+        <w:t>Grup Kopyası 2 — Araştırma ve Galeri Dönüt Kartı</w:t>
       </w:r>
     </w:p>
     <w:p>
@@ -2713,7 +472,289 @@
           <w:color w:val="1F2937"/>
           <w:sz w:val="20"/>
         </w:rPr>
-        <w:t>Verdiğimiz dönütün nazik ve somut olmasını sağlayan ifade:</w:t>
+        <w:t>**Grup adı:** ___________________________  **Tarih:** __________</w:t>
+      </w:r>
+    </w:p>
+    <w:tbl>
+      <w:tblPr>
+        <w:tblW w:type="auto" w:w="0"/>
+        <w:tblLook w:firstColumn="1" w:firstRow="1" w:lastColumn="0" w:lastRow="0" w:noHBand="0" w:noVBand="1" w:val="04A0"/>
+      </w:tblPr>
+      <w:tblGrid>
+        <w:gridCol w:w="4819"/>
+        <w:gridCol w:w="4819"/>
+      </w:tblGrid>
+      <w:tr>
+        <w:trPr>
+          <w:cantSplit/>
+          <w:tblHeader w:val="true"/>
+        </w:trPr>
+        <w:tc>
+          <w:tcPr>
+            <w:tcW w:type="dxa" w:w="4819"/>
+            <w:vAlign w:val="center"/>
+            <w:shd w:fill="C2410C"/>
+            <w:tcBorders>
+              <w:top w:val="single" w:sz="4" w:color="D1D5DB"/>
+              <w:left w:val="single" w:sz="4" w:color="D1D5DB"/>
+              <w:bottom w:val="single" w:sz="4" w:color="D1D5DB"/>
+              <w:right w:val="single" w:sz="4" w:color="D1D5DB"/>
+            </w:tcBorders>
+          </w:tcPr>
+          <w:p>
+            <w:pPr>
+              <w:spacing w:after="0"/>
+            </w:pPr>
+            <w:r>
+              <w:rPr>
+                <w:rFonts w:ascii="Aptos" w:hAnsi="Aptos" w:eastAsia="Aptos"/>
+                <w:b/>
+                <w:color w:val="FFFFFF"/>
+                <w:sz w:val="16"/>
+              </w:rPr>
+              <w:t>Fikrimizin araştırılacak yönü</w:t>
+            </w:r>
+          </w:p>
+        </w:tc>
+        <w:tc>
+          <w:tcPr>
+            <w:tcW w:type="dxa" w:w="4819"/>
+            <w:vAlign w:val="center"/>
+            <w:shd w:fill="C2410C"/>
+            <w:tcBorders>
+              <w:top w:val="single" w:sz="4" w:color="D1D5DB"/>
+              <w:left w:val="single" w:sz="4" w:color="D1D5DB"/>
+              <w:bottom w:val="single" w:sz="4" w:color="D1D5DB"/>
+              <w:right w:val="single" w:sz="4" w:color="D1D5DB"/>
+            </w:tcBorders>
+          </w:tcPr>
+          <w:p>
+            <w:pPr>
+              <w:spacing w:after="0"/>
+            </w:pPr>
+            <w:r>
+              <w:rPr>
+                <w:rFonts w:ascii="Aptos" w:hAnsi="Aptos" w:eastAsia="Aptos"/>
+                <w:b/>
+                <w:color w:val="FFFFFF"/>
+                <w:sz w:val="16"/>
+              </w:rPr>
+              <w:t>Resmî / güvenilir kaynağa soracağımız soru</w:t>
+            </w:r>
+          </w:p>
+        </w:tc>
+      </w:tr>
+      <w:tr>
+        <w:trPr>
+          <w:cantSplit/>
+        </w:trPr>
+        <w:tc>
+          <w:tcPr>
+            <w:tcW w:type="dxa" w:w="4819"/>
+            <w:vAlign w:val="center"/>
+            <w:shd w:fill="FFFFFF"/>
+            <w:tcBorders>
+              <w:top w:val="single" w:sz="4" w:color="D1D5DB"/>
+              <w:left w:val="single" w:sz="4" w:color="D1D5DB"/>
+              <w:bottom w:val="single" w:sz="4" w:color="D1D5DB"/>
+              <w:right w:val="single" w:sz="4" w:color="D1D5DB"/>
+            </w:tcBorders>
+          </w:tcPr>
+          <w:p>
+            <w:pPr>
+              <w:spacing w:after="0"/>
+            </w:pPr>
+            <w:r>
+              <w:rPr>
+                <w:rFonts w:ascii="Aptos" w:hAnsi="Aptos" w:eastAsia="Aptos"/>
+                <w:b w:val="0"/>
+                <w:color w:val="1F2937"/>
+                <w:sz w:val="16"/>
+              </w:rPr>
+              <w:t>________________________________</w:t>
+            </w:r>
+          </w:p>
+        </w:tc>
+        <w:tc>
+          <w:tcPr>
+            <w:tcW w:type="dxa" w:w="4819"/>
+            <w:vAlign w:val="center"/>
+            <w:shd w:fill="FFFFFF"/>
+            <w:tcBorders>
+              <w:top w:val="single" w:sz="4" w:color="D1D5DB"/>
+              <w:left w:val="single" w:sz="4" w:color="D1D5DB"/>
+              <w:bottom w:val="single" w:sz="4" w:color="D1D5DB"/>
+              <w:right w:val="single" w:sz="4" w:color="D1D5DB"/>
+            </w:tcBorders>
+          </w:tcPr>
+          <w:p>
+            <w:pPr>
+              <w:spacing w:after="0"/>
+            </w:pPr>
+            <w:r>
+              <w:rPr>
+                <w:rFonts w:ascii="Aptos" w:hAnsi="Aptos" w:eastAsia="Aptos"/>
+                <w:b w:val="0"/>
+                <w:color w:val="1F2937"/>
+                <w:sz w:val="16"/>
+              </w:rPr>
+              <w:t>________________________________</w:t>
+            </w:r>
+          </w:p>
+        </w:tc>
+      </w:tr>
+    </w:tbl>
+    <w:p/>
+    <w:p>
+      <w:r>
+        <w:rPr>
+          <w:rFonts w:ascii="Aptos" w:hAnsi="Aptos" w:eastAsia="Aptos"/>
+          <w:b w:val="0"/>
+          <w:color w:val="1F2937"/>
+          <w:sz w:val="20"/>
+        </w:rPr>
+        <w:t>Başka grubun fikri: ________________________________</w:t>
+      </w:r>
+    </w:p>
+    <w:tbl>
+      <w:tblPr>
+        <w:tblW w:type="auto" w:w="0"/>
+        <w:tblLook w:firstColumn="1" w:firstRow="1" w:lastColumn="0" w:lastRow="0" w:noHBand="0" w:noVBand="1" w:val="04A0"/>
+      </w:tblPr>
+      <w:tblGrid>
+        <w:gridCol w:w="4819"/>
+        <w:gridCol w:w="4819"/>
+      </w:tblGrid>
+      <w:tr>
+        <w:trPr>
+          <w:cantSplit/>
+          <w:tblHeader w:val="true"/>
+        </w:trPr>
+        <w:tc>
+          <w:tcPr>
+            <w:tcW w:type="dxa" w:w="4819"/>
+            <w:vAlign w:val="center"/>
+            <w:shd w:fill="C2410C"/>
+            <w:tcBorders>
+              <w:top w:val="single" w:sz="4" w:color="D1D5DB"/>
+              <w:left w:val="single" w:sz="4" w:color="D1D5DB"/>
+              <w:bottom w:val="single" w:sz="4" w:color="D1D5DB"/>
+              <w:right w:val="single" w:sz="4" w:color="D1D5DB"/>
+            </w:tcBorders>
+          </w:tcPr>
+          <w:p>
+            <w:pPr>
+              <w:spacing w:after="0"/>
+            </w:pPr>
+            <w:r>
+              <w:rPr>
+                <w:rFonts w:ascii="Aptos" w:hAnsi="Aptos" w:eastAsia="Aptos"/>
+                <w:b/>
+                <w:color w:val="FFFFFF"/>
+                <w:sz w:val="16"/>
+              </w:rPr>
+              <w:t>Güçlü kanıt</w:t>
+            </w:r>
+          </w:p>
+        </w:tc>
+        <w:tc>
+          <w:tcPr>
+            <w:tcW w:type="dxa" w:w="4819"/>
+            <w:vAlign w:val="center"/>
+            <w:shd w:fill="C2410C"/>
+            <w:tcBorders>
+              <w:top w:val="single" w:sz="4" w:color="D1D5DB"/>
+              <w:left w:val="single" w:sz="4" w:color="D1D5DB"/>
+              <w:bottom w:val="single" w:sz="4" w:color="D1D5DB"/>
+              <w:right w:val="single" w:sz="4" w:color="D1D5DB"/>
+            </w:tcBorders>
+          </w:tcPr>
+          <w:p>
+            <w:pPr>
+              <w:spacing w:after="0"/>
+            </w:pPr>
+            <w:r>
+              <w:rPr>
+                <w:rFonts w:ascii="Aptos" w:hAnsi="Aptos" w:eastAsia="Aptos"/>
+                <w:b/>
+                <w:color w:val="FFFFFF"/>
+                <w:sz w:val="16"/>
+              </w:rPr>
+              <w:t>Geliştirme sorusu</w:t>
+            </w:r>
+          </w:p>
+        </w:tc>
+      </w:tr>
+      <w:tr>
+        <w:trPr>
+          <w:cantSplit/>
+        </w:trPr>
+        <w:tc>
+          <w:tcPr>
+            <w:tcW w:type="dxa" w:w="4819"/>
+            <w:vAlign w:val="center"/>
+            <w:shd w:fill="FFFFFF"/>
+            <w:tcBorders>
+              <w:top w:val="single" w:sz="4" w:color="D1D5DB"/>
+              <w:left w:val="single" w:sz="4" w:color="D1D5DB"/>
+              <w:bottom w:val="single" w:sz="4" w:color="D1D5DB"/>
+              <w:right w:val="single" w:sz="4" w:color="D1D5DB"/>
+            </w:tcBorders>
+          </w:tcPr>
+          <w:p>
+            <w:pPr>
+              <w:spacing w:after="0"/>
+            </w:pPr>
+            <w:r>
+              <w:rPr>
+                <w:rFonts w:ascii="Aptos" w:hAnsi="Aptos" w:eastAsia="Aptos"/>
+                <w:b w:val="0"/>
+                <w:color w:val="1F2937"/>
+                <w:sz w:val="16"/>
+              </w:rPr>
+              <w:t>________________________________</w:t>
+            </w:r>
+          </w:p>
+        </w:tc>
+        <w:tc>
+          <w:tcPr>
+            <w:tcW w:type="dxa" w:w="4819"/>
+            <w:vAlign w:val="center"/>
+            <w:shd w:fill="FFFFFF"/>
+            <w:tcBorders>
+              <w:top w:val="single" w:sz="4" w:color="D1D5DB"/>
+              <w:left w:val="single" w:sz="4" w:color="D1D5DB"/>
+              <w:bottom w:val="single" w:sz="4" w:color="D1D5DB"/>
+              <w:right w:val="single" w:sz="4" w:color="D1D5DB"/>
+            </w:tcBorders>
+          </w:tcPr>
+          <w:p>
+            <w:pPr>
+              <w:spacing w:after="0"/>
+            </w:pPr>
+            <w:r>
+              <w:rPr>
+                <w:rFonts w:ascii="Aptos" w:hAnsi="Aptos" w:eastAsia="Aptos"/>
+                <w:b w:val="0"/>
+                <w:color w:val="1F2937"/>
+                <w:sz w:val="16"/>
+              </w:rPr>
+              <w:t>________________________________</w:t>
+            </w:r>
+          </w:p>
+        </w:tc>
+      </w:tr>
+    </w:tbl>
+    <w:p/>
+    <w:p>
+      <w:r>
+        <w:rPr>
+          <w:rFonts w:ascii="Aptos" w:hAnsi="Aptos" w:eastAsia="Aptos"/>
+          <w:b w:val="0"/>
+          <w:color w:val="1F2937"/>
+          <w:sz w:val="20"/>
+        </w:rPr>
+        <w:t>Grubumuzun geliştirme kararı:</w:t>
       </w:r>
     </w:p>
     <w:p>
@@ -2724,7 +765,18 @@
           <w:color w:val="1F2937"/>
           <w:sz w:val="20"/>
         </w:rPr>
-        <w:t>_______________________________________________________________</w:t>
+        <w:t>________________________________________________________________________________</w:t>
+      </w:r>
+    </w:p>
+    <w:p>
+      <w:r>
+        <w:rPr>
+          <w:rFonts w:ascii="Aptos" w:hAnsi="Aptos" w:eastAsia="Aptos"/>
+          <w:b w:val="0"/>
+          <w:color w:val="1F2937"/>
+          <w:sz w:val="20"/>
+        </w:rPr>
+        <w:t>Kontrol:</w:t>
       </w:r>
     </w:p>
     <w:p>
@@ -2738,7 +790,7 @@
           <w:color w:val="1F2937"/>
           <w:sz w:val="20"/>
         </w:rPr>
-        <w:t>Kaynağın görünürlüğüne baktık, kesin hukukî karar vermedik.</w:t>
+        <w:t>"Bu patenttir" diye hüküm vermedik; araştırma sorusu kurduk.</w:t>
       </w:r>
     </w:p>
     <w:p>
@@ -2752,186 +804,7 @@
           <w:color w:val="1F2937"/>
           <w:sz w:val="20"/>
         </w:rPr>
-        <w:t>İki çalışmaya güçlü kanıt ve geliştirme sorusu yazdık.</w:t>
-      </w:r>
-    </w:p>
-    <w:p>
-      <w:pPr>
-        <w:pStyle w:val="ListBullet"/>
-      </w:pPr>
-      <w:r>
-        <w:rPr>
-          <w:rFonts w:ascii="Aptos" w:hAnsi="Aptos" w:eastAsia="Aptos"/>
-          <w:b w:val="0"/>
-          <w:color w:val="1F2937"/>
-          <w:sz w:val="20"/>
-        </w:rPr>
-        <w:t>Kişiye yönelik yargı veya puan kullanmadık.</w:t>
-      </w:r>
-    </w:p>
-    <w:p>
-      <w:pPr>
-        <w:pStyle w:val="ListBullet"/>
-      </w:pPr>
-      <w:r>
-        <w:rPr>
-          <w:rFonts w:ascii="Aptos" w:hAnsi="Aptos" w:eastAsia="Aptos"/>
-          <w:b w:val="0"/>
-          <w:color w:val="1F2937"/>
-          <w:sz w:val="20"/>
-        </w:rPr>
-        <w:t>Fikir sahibinin emeğine ve kaynaklarına saygı gösterdik.</w:t>
-      </w:r>
-    </w:p>
-    <w:p>
-      <w:r>
-        <w:rPr>
-          <w:rFonts w:ascii="Aptos" w:hAnsi="Aptos" w:eastAsia="Aptos"/>
-          <w:b w:val="0"/>
-          <w:color w:val="1F2937"/>
-          <w:sz w:val="20"/>
-        </w:rPr>
-        <w:t>---</w:t>
-      </w:r>
-    </w:p>
-    <w:p>
-      <w:pPr>
-        <w:keepNext/>
-      </w:pPr>
-      <w:r>
-        <w:rPr>
-          <w:rFonts w:ascii="Aptos" w:hAnsi="Aptos" w:eastAsia="Aptos"/>
-          <w:b/>
-          <w:color w:val="EA580C"/>
-          <w:sz w:val="24"/>
-        </w:rPr>
-        <w:t>Öğretmen için uygulama notu</w:t>
-      </w:r>
-    </w:p>
-    <w:p>
-      <w:pPr>
-        <w:pStyle w:val="ListBullet"/>
-      </w:pPr>
-      <w:r>
-        <w:rPr>
-          <w:rFonts w:ascii="Aptos" w:hAnsi="Aptos" w:eastAsia="Aptos"/>
-          <w:b w:val="0"/>
-          <w:color w:val="1F2937"/>
-          <w:sz w:val="20"/>
-        </w:rPr>
-        <w:t>Varsayılan dağıtım, sekiz derste toplam üç grup kopyasıdır. Ders 3’teki kartopu ve Ders 5’teki akran sorusu, bireysel kâğıttaki kısa alanlarla yönetilir; yeni kopya gerektirmez.</w:t>
-      </w:r>
-    </w:p>
-    <w:p>
-      <w:pPr>
-        <w:pStyle w:val="ListBullet"/>
-      </w:pPr>
-      <w:r>
-        <w:rPr>
-          <w:rFonts w:ascii="Aptos" w:hAnsi="Aptos" w:eastAsia="Aptos"/>
-          <w:b w:val="0"/>
-          <w:color w:val="1F2937"/>
-          <w:sz w:val="20"/>
-        </w:rPr>
-        <w:t>Her grupta 2–3 öğrenci çalışır; kolaylaştırıcı, kayıtçı ve kaynak/kanıt sorumlusu rolleri ilk kopyada dersler arasında değişir.</w:t>
-      </w:r>
-    </w:p>
-    <w:p>
-      <w:pPr>
-        <w:pStyle w:val="ListBullet"/>
-      </w:pPr>
-      <w:r>
-        <w:rPr>
-          <w:rFonts w:ascii="Aptos" w:hAnsi="Aptos" w:eastAsia="Aptos"/>
-          <w:b w:val="0"/>
-          <w:color w:val="1F2937"/>
-          <w:sz w:val="20"/>
-        </w:rPr>
-        <w:t>Destekleme için öğretmen seçimi kısa kaynaklar, soru kökleri ve görsel örnekler; zenginleştirme için üçüncü kurumsal kaynak veya ürün yaşam döngüsü sorusu sunulabilir. Bunlar sonraki ayrı paketlerde ayrıntılandırılacaktır.</w:t>
-      </w:r>
-    </w:p>
-    <w:p>
-      <w:pPr>
-        <w:pStyle w:val="ListBullet"/>
-      </w:pPr>
-      <w:r>
-        <w:rPr>
-          <w:rFonts w:ascii="Aptos" w:hAnsi="Aptos" w:eastAsia="Aptos"/>
-          <w:b w:val="0"/>
-          <w:color w:val="1F2937"/>
-          <w:sz w:val="20"/>
-        </w:rPr>
-        <w:t>Gerçek başvuru, kişisel veri paylaşımı veya kesin tescil kararı yoktur.</w:t>
-      </w:r>
-    </w:p>
-    <w:p>
-      <w:pPr>
-        <w:keepNext/>
-      </w:pPr>
-      <w:r>
-        <w:rPr>
-          <w:rFonts w:ascii="Aptos" w:hAnsi="Aptos" w:eastAsia="Aptos"/>
-          <w:b/>
-          <w:color w:val="EA580C"/>
-          <w:sz w:val="24"/>
-        </w:rPr>
-        <w:t>Doğrulama kaydı</w:t>
-      </w:r>
-    </w:p>
-    <w:p>
-      <w:pPr>
-        <w:pStyle w:val="ListBullet"/>
-      </w:pPr>
-      <w:r>
-        <w:rPr>
-          <w:rFonts w:ascii="Aptos" w:hAnsi="Aptos" w:eastAsia="Aptos"/>
-          <w:b w:val="0"/>
-          <w:color w:val="1F2937"/>
-          <w:sz w:val="20"/>
-        </w:rPr>
-        <w:t>Yedi tam grup formu, ders akışına uygun üç ana grup kopyasına indirildi.</w:t>
-      </w:r>
-    </w:p>
-    <w:p>
-      <w:pPr>
-        <w:pStyle w:val="ListBullet"/>
-      </w:pPr>
-      <w:r>
-        <w:rPr>
-          <w:rFonts w:ascii="Aptos" w:hAnsi="Aptos" w:eastAsia="Aptos"/>
-          <w:b w:val="0"/>
-          <w:color w:val="1F2937"/>
-          <w:sz w:val="20"/>
-        </w:rPr>
-        <w:t>Kartopu, akran sorusu ve kaynak kontrolü kısa alan/kart olarak korundu.</w:t>
-      </w:r>
-    </w:p>
-    <w:p>
-      <w:pPr>
-        <w:pStyle w:val="ListBullet"/>
-      </w:pPr>
-      <w:r>
-        <w:rPr>
-          <w:rFonts w:ascii="Aptos" w:hAnsi="Aptos" w:eastAsia="Aptos"/>
-          <w:b w:val="0"/>
-          <w:color w:val="1F2937"/>
-          <w:sz w:val="20"/>
-        </w:rPr>
-        <w:t>Bireysel ürün kanıtı, 5N1K aracı, destekleme ve zenginleştirme ayrı belge türlerinde tutuldu.</w:t>
-      </w:r>
-    </w:p>
-    <w:p>
-      <w:pPr>
-        <w:pStyle w:val="ListBullet"/>
-      </w:pPr>
-      <w:r>
-        <w:rPr>
-          <w:rFonts w:ascii="Aptos" w:hAnsi="Aptos" w:eastAsia="Aptos"/>
-          <w:b w:val="0"/>
-          <w:color w:val="1F2937"/>
-          <w:sz w:val="20"/>
-        </w:rPr>
-        <w:t>Nihai sunum, HTML, portal katalog kaydı veya gerçek kaynak kimliği üretilmedi.</w:t>
+        <w:t>Dönütte kişi yerine fikir ve kanıt hakkında konuştuk.</w:t>
       </w:r>
     </w:p>
     <w:sectPr>
